--- a/test-corpus/corpus/generated/medium4.docx
+++ b/test-corpus/corpus/generated/medium4.docx
@@ -33219,19 +33219,6 @@
             </a:graphic>
           </wp:inline>
         </w:drawing>
-      </w:r>
-    </w:p>
-    <w:p xmlns:w="http://schemas.openxmlformats.org/wordprocessingml/2006/main">
-      <w:pPr>
-        <w:spacing w:before="0" w:after="120"/>
-      </w:pPr>
-      <w:r>
-        <w:rPr>
-          <w:i/>
-          <w:color w:val="808080"/>
-          <w:sz w:val="18"/>
-        </w:rPr>
-        <w:t xml:space="preserve">Native shapes used (diagram has multiple disconnected parts — not supported by SmartArt export).</w:t>
       </w:r>
     </w:p>
     <w:bookmarkEnd w:id="20"/>

--- a/test-corpus/corpus/generated/medium4.docx
+++ b/test-corpus/corpus/generated/medium4.docx
@@ -15970,7 +15970,7 @@
                           <a:srgbClr val="2F5496"/>
                         </a:solidFill>
                         <a:prstDash val="solid"/>
-                        <a:tailEnd type="triangle" w="med" len="med"/>
+                        <a:tailEnd type="triangle" w="sm" len="sm"/>
                       </a:ln>
                     </wps:spPr>
                     <wps:style>
@@ -16008,7 +16008,7 @@
                           <a:srgbClr val="2F5496"/>
                         </a:solidFill>
                         <a:prstDash val="solid"/>
-                        <a:tailEnd type="triangle" w="med" len="med"/>
+                        <a:tailEnd type="triangle" w="sm" len="sm"/>
                       </a:ln>
                     </wps:spPr>
                     <wps:style>
@@ -16046,7 +16046,7 @@
                           <a:srgbClr val="2F5496"/>
                         </a:solidFill>
                         <a:prstDash val="solid"/>
-                        <a:tailEnd type="triangle" w="med" len="med"/>
+                        <a:tailEnd type="triangle" w="sm" len="sm"/>
                       </a:ln>
                     </wps:spPr>
                     <wps:style>
@@ -16084,7 +16084,7 @@
                           <a:srgbClr val="2F5496"/>
                         </a:solidFill>
                         <a:prstDash val="solid"/>
-                        <a:tailEnd type="triangle" w="med" len="med"/>
+                        <a:tailEnd type="triangle" w="sm" len="sm"/>
                       </a:ln>
                     </wps:spPr>
                     <wps:style>
@@ -16139,7 +16139,7 @@
                           <a:srgbClr val="2F5496"/>
                         </a:solidFill>
                         <a:prstDash val="solid"/>
-                        <a:tailEnd type="triangle" w="med" len="med"/>
+                        <a:tailEnd type="triangle" w="sm" len="sm"/>
                       </a:ln>
                     </wps:spPr>
                     <wps:style>
@@ -16194,7 +16194,7 @@
                           <a:srgbClr val="2F5496"/>
                         </a:solidFill>
                         <a:prstDash val="solid"/>
-                        <a:tailEnd type="triangle" w="med" len="med"/>
+                        <a:tailEnd type="triangle" w="sm" len="sm"/>
                       </a:ln>
                     </wps:spPr>
                     <wps:style>
@@ -16249,7 +16249,7 @@
                           <a:srgbClr val="2F5496"/>
                         </a:solidFill>
                         <a:prstDash val="solid"/>
-                        <a:tailEnd type="triangle" w="med" len="med"/>
+                        <a:tailEnd type="triangle" w="sm" len="sm"/>
                       </a:ln>
                     </wps:spPr>
                     <wps:style>
@@ -16304,7 +16304,7 @@
                           <a:srgbClr val="2F5496"/>
                         </a:solidFill>
                         <a:prstDash val="solid"/>
-                        <a:tailEnd type="triangle" w="med" len="med"/>
+                        <a:tailEnd type="triangle" w="sm" len="sm"/>
                       </a:ln>
                     </wps:spPr>
                     <wps:style>
@@ -16359,7 +16359,7 @@
                           <a:srgbClr val="2F5496"/>
                         </a:solidFill>
                         <a:prstDash val="solid"/>
-                        <a:tailEnd type="triangle" w="med" len="med"/>
+                        <a:tailEnd type="triangle" w="sm" len="sm"/>
                       </a:ln>
                     </wps:spPr>
                     <wps:style>
@@ -16414,7 +16414,7 @@
                           <a:srgbClr val="2F5496"/>
                         </a:solidFill>
                         <a:prstDash val="solid"/>
-                        <a:tailEnd type="triangle" w="med" len="med"/>
+                        <a:tailEnd type="triangle" w="sm" len="sm"/>
                       </a:ln>
                     </wps:spPr>
                     <wps:style>
@@ -16469,7 +16469,7 @@
                           <a:srgbClr val="2F5496"/>
                         </a:solidFill>
                         <a:prstDash val="solid"/>
-                        <a:tailEnd type="triangle" w="med" len="med"/>
+                        <a:tailEnd type="triangle" w="sm" len="sm"/>
                       </a:ln>
                     </wps:spPr>
                     <wps:style>
@@ -16524,7 +16524,7 @@
                           <a:srgbClr val="2F5496"/>
                         </a:solidFill>
                         <a:prstDash val="solid"/>
-                        <a:tailEnd type="triangle" w="med" len="med"/>
+                        <a:tailEnd type="triangle" w="sm" len="sm"/>
                       </a:ln>
                     </wps:spPr>
                     <wps:style>
@@ -16579,7 +16579,7 @@
                           <a:srgbClr val="2F5496"/>
                         </a:solidFill>
                         <a:prstDash val="solid"/>
-                        <a:tailEnd type="triangle" w="med" len="med"/>
+                        <a:tailEnd type="triangle" w="sm" len="sm"/>
                       </a:ln>
                     </wps:spPr>
                     <wps:style>
@@ -16634,7 +16634,7 @@
                           <a:srgbClr val="2F5496"/>
                         </a:solidFill>
                         <a:prstDash val="solid"/>
-                        <a:tailEnd type="triangle" w="med" len="med"/>
+                        <a:tailEnd type="triangle" w="sm" len="sm"/>
                       </a:ln>
                     </wps:spPr>
                     <wps:style>
@@ -16672,7 +16672,7 @@
                           <a:srgbClr val="2F5496"/>
                         </a:solidFill>
                         <a:prstDash val="solid"/>
-                        <a:tailEnd type="triangle" w="med" len="med"/>
+                        <a:tailEnd type="triangle" w="sm" len="sm"/>
                       </a:ln>
                     </wps:spPr>
                     <wps:style>
@@ -16710,7 +16710,7 @@
                           <a:srgbClr val="2F5496"/>
                         </a:solidFill>
                         <a:prstDash val="solid"/>
-                        <a:tailEnd type="triangle" w="med" len="med"/>
+                        <a:tailEnd type="triangle" w="sm" len="sm"/>
                       </a:ln>
                     </wps:spPr>
                     <wps:style>
@@ -16765,7 +16765,7 @@
                           <a:srgbClr val="2F5496"/>
                         </a:solidFill>
                         <a:prstDash val="solid"/>
-                        <a:tailEnd type="triangle" w="med" len="med"/>
+                        <a:tailEnd type="triangle" w="sm" len="sm"/>
                       </a:ln>
                     </wps:spPr>
                     <wps:style>
@@ -16820,7 +16820,7 @@
                           <a:srgbClr val="2F5496"/>
                         </a:solidFill>
                         <a:prstDash val="solid"/>
-                        <a:tailEnd type="triangle" w="med" len="med"/>
+                        <a:tailEnd type="triangle" w="sm" len="sm"/>
                       </a:ln>
                     </wps:spPr>
                     <wps:style>
@@ -16858,7 +16858,7 @@
                           <a:srgbClr val="2F5496"/>
                         </a:solidFill>
                         <a:prstDash val="solid"/>
-                        <a:tailEnd type="triangle" w="med" len="med"/>
+                        <a:tailEnd type="triangle" w="sm" len="sm"/>
                       </a:ln>
                     </wps:spPr>
                     <wps:style>
@@ -16896,7 +16896,7 @@
                           <a:srgbClr val="2F5496"/>
                         </a:solidFill>
                         <a:prstDash val="solid"/>
-                        <a:tailEnd type="triangle" w="med" len="med"/>
+                        <a:tailEnd type="triangle" w="sm" len="sm"/>
                       </a:ln>
                     </wps:spPr>
                     <wps:style>
@@ -16951,7 +16951,7 @@
                           <a:srgbClr val="2F5496"/>
                         </a:solidFill>
                         <a:prstDash val="solid"/>
-                        <a:tailEnd type="triangle" w="med" len="med"/>
+                        <a:tailEnd type="triangle" w="sm" len="sm"/>
                       </a:ln>
                     </wps:spPr>
                     <wps:style>
@@ -17006,7 +17006,7 @@
                           <a:srgbClr val="2F5496"/>
                         </a:solidFill>
                         <a:prstDash val="solid"/>
-                        <a:tailEnd type="triangle" w="med" len="med"/>
+                        <a:tailEnd type="triangle" w="sm" len="sm"/>
                       </a:ln>
                     </wps:spPr>
                     <wps:style>
@@ -17061,7 +17061,7 @@
                           <a:srgbClr val="2F5496"/>
                         </a:solidFill>
                         <a:prstDash val="solid"/>
-                        <a:tailEnd type="triangle" w="med" len="med"/>
+                        <a:tailEnd type="triangle" w="sm" len="sm"/>
                       </a:ln>
                     </wps:spPr>
                     <wps:style>
@@ -17116,7 +17116,7 @@
                           <a:srgbClr val="2F5496"/>
                         </a:solidFill>
                         <a:prstDash val="solid"/>
-                        <a:tailEnd type="triangle" w="med" len="med"/>
+                        <a:tailEnd type="triangle" w="sm" len="sm"/>
                       </a:ln>
                     </wps:spPr>
                     <wps:style>
@@ -17171,7 +17171,7 @@
                           <a:srgbClr val="2F5496"/>
                         </a:solidFill>
                         <a:prstDash val="solid"/>
-                        <a:tailEnd type="triangle" w="med" len="med"/>
+                        <a:tailEnd type="triangle" w="sm" len="sm"/>
                       </a:ln>
                     </wps:spPr>
                     <wps:style>
@@ -17226,7 +17226,7 @@
                           <a:srgbClr val="2F5496"/>
                         </a:solidFill>
                         <a:prstDash val="solid"/>
-                        <a:tailEnd type="triangle" w="med" len="med"/>
+                        <a:tailEnd type="triangle" w="sm" len="sm"/>
                       </a:ln>
                     </wps:spPr>
                     <wps:style>
@@ -17281,7 +17281,7 @@
                           <a:srgbClr val="2F5496"/>
                         </a:solidFill>
                         <a:prstDash val="solid"/>
-                        <a:tailEnd type="triangle" w="med" len="med"/>
+                        <a:tailEnd type="triangle" w="sm" len="sm"/>
                       </a:ln>
                     </wps:spPr>
                     <wps:style>
@@ -17348,7 +17348,7 @@
                           <a:srgbClr val="2F5496"/>
                         </a:solidFill>
                         <a:prstDash val="solid"/>
-                        <a:tailEnd type="triangle" w="med" len="med"/>
+                        <a:tailEnd type="triangle" w="sm" len="sm"/>
                       </a:ln>
                     </wps:spPr>
                     <wps:style>
@@ -17403,7 +17403,7 @@
                           <a:srgbClr val="2F5496"/>
                         </a:solidFill>
                         <a:prstDash val="solid"/>
-                        <a:tailEnd type="triangle" w="med" len="med"/>
+                        <a:tailEnd type="triangle" w="sm" len="sm"/>
                       </a:ln>
                     </wps:spPr>
                     <wps:style>
@@ -17458,7 +17458,7 @@
                           <a:srgbClr val="2F5496"/>
                         </a:solidFill>
                         <a:prstDash val="solid"/>
-                        <a:tailEnd type="triangle" w="med" len="med"/>
+                        <a:tailEnd type="triangle" w="sm" len="sm"/>
                       </a:ln>
                     </wps:spPr>
                     <wps:style>
@@ -17513,7 +17513,7 @@
                           <a:srgbClr val="2F5496"/>
                         </a:solidFill>
                         <a:prstDash val="solid"/>
-                        <a:tailEnd type="triangle" w="med" len="med"/>
+                        <a:tailEnd type="triangle" w="sm" len="sm"/>
                       </a:ln>
                     </wps:spPr>
                     <wps:style>
@@ -17574,7 +17574,7 @@
                           <a:srgbClr val="2F5496"/>
                         </a:solidFill>
                         <a:prstDash val="solid"/>
-                        <a:tailEnd type="triangle" w="med" len="med"/>
+                        <a:tailEnd type="triangle" w="sm" len="sm"/>
                       </a:ln>
                     </wps:spPr>
                     <wps:style>
@@ -17629,7 +17629,7 @@
                           <a:srgbClr val="2F5496"/>
                         </a:solidFill>
                         <a:prstDash val="solid"/>
-                        <a:tailEnd type="triangle" w="med" len="med"/>
+                        <a:tailEnd type="triangle" w="sm" len="sm"/>
                       </a:ln>
                     </wps:spPr>
                     <wps:style>
@@ -17667,7 +17667,7 @@
                           <a:srgbClr val="2F5496"/>
                         </a:solidFill>
                         <a:prstDash val="solid"/>
-                        <a:tailEnd type="triangle" w="med" len="med"/>
+                        <a:tailEnd type="triangle" w="sm" len="sm"/>
                       </a:ln>
                     </wps:spPr>
                     <wps:style>
@@ -17722,7 +17722,7 @@
                           <a:srgbClr val="2F5496"/>
                         </a:solidFill>
                         <a:prstDash val="solid"/>
-                        <a:tailEnd type="triangle" w="med" len="med"/>
+                        <a:tailEnd type="triangle" w="sm" len="sm"/>
                       </a:ln>
                     </wps:spPr>
                     <wps:style>
@@ -17760,7 +17760,7 @@
                           <a:srgbClr val="2F5496"/>
                         </a:solidFill>
                         <a:prstDash val="solid"/>
-                        <a:tailEnd type="triangle" w="med" len="med"/>
+                        <a:tailEnd type="triangle" w="sm" len="sm"/>
                       </a:ln>
                     </wps:spPr>
                     <wps:style>
@@ -17821,7 +17821,7 @@
                           <a:srgbClr val="2F5496"/>
                         </a:solidFill>
                         <a:prstDash val="solid"/>
-                        <a:tailEnd type="triangle" w="med" len="med"/>
+                        <a:tailEnd type="triangle" w="sm" len="sm"/>
                       </a:ln>
                     </wps:spPr>
                     <wps:style>
@@ -17876,7 +17876,7 @@
                           <a:srgbClr val="2F5496"/>
                         </a:solidFill>
                         <a:prstDash val="solid"/>
-                        <a:tailEnd type="triangle" w="med" len="med"/>
+                        <a:tailEnd type="triangle" w="sm" len="sm"/>
                       </a:ln>
                     </wps:spPr>
                     <wps:style>
@@ -17914,7 +17914,7 @@
                           <a:srgbClr val="2F5496"/>
                         </a:solidFill>
                         <a:prstDash val="solid"/>
-                        <a:tailEnd type="triangle" w="med" len="med"/>
+                        <a:tailEnd type="triangle" w="sm" len="sm"/>
                       </a:ln>
                     </wps:spPr>
                     <wps:style>
@@ -17952,7 +17952,7 @@
                           <a:srgbClr val="2F5496"/>
                         </a:solidFill>
                         <a:prstDash val="solid"/>
-                        <a:tailEnd type="triangle" w="med" len="med"/>
+                        <a:tailEnd type="triangle" w="sm" len="sm"/>
                       </a:ln>
                     </wps:spPr>
                     <wps:style>
@@ -18007,7 +18007,7 @@
                           <a:srgbClr val="2F5496"/>
                         </a:solidFill>
                         <a:prstDash val="solid"/>
-                        <a:tailEnd type="triangle" w="med" len="med"/>
+                        <a:tailEnd type="triangle" w="sm" len="sm"/>
                       </a:ln>
                     </wps:spPr>
                     <wps:style>
@@ -18045,7 +18045,7 @@
                           <a:srgbClr val="2F5496"/>
                         </a:solidFill>
                         <a:prstDash val="solid"/>
-                        <a:tailEnd type="triangle" w="med" len="med"/>
+                        <a:tailEnd type="triangle" w="sm" len="sm"/>
                       </a:ln>
                     </wps:spPr>
                     <wps:style>
@@ -18118,7 +18118,7 @@
                           <a:srgbClr val="2F5496"/>
                         </a:solidFill>
                         <a:prstDash val="solid"/>
-                        <a:tailEnd type="triangle" w="med" len="med"/>
+                        <a:tailEnd type="triangle" w="sm" len="sm"/>
                       </a:ln>
                     </wps:spPr>
                     <wps:style>
@@ -18173,7 +18173,7 @@
                           <a:srgbClr val="2F5496"/>
                         </a:solidFill>
                         <a:prstDash val="solid"/>
-                        <a:tailEnd type="triangle" w="med" len="med"/>
+                        <a:tailEnd type="triangle" w="sm" len="sm"/>
                       </a:ln>
                     </wps:spPr>
                     <wps:style>
@@ -18228,7 +18228,7 @@
                           <a:srgbClr val="2F5496"/>
                         </a:solidFill>
                         <a:prstDash val="solid"/>
-                        <a:tailEnd type="triangle" w="med" len="med"/>
+                        <a:tailEnd type="triangle" w="sm" len="sm"/>
                       </a:ln>
                     </wps:spPr>
                     <wps:style>
@@ -18289,7 +18289,7 @@
                           <a:srgbClr val="2F5496"/>
                         </a:solidFill>
                         <a:prstDash val="solid"/>
-                        <a:tailEnd type="triangle" w="med" len="med"/>
+                        <a:tailEnd type="triangle" w="sm" len="sm"/>
                       </a:ln>
                     </wps:spPr>
                     <wps:style>
@@ -18350,7 +18350,7 @@
                           <a:srgbClr val="2F5496"/>
                         </a:solidFill>
                         <a:prstDash val="solid"/>
-                        <a:tailEnd type="triangle" w="med" len="med"/>
+                        <a:tailEnd type="triangle" w="sm" len="sm"/>
                       </a:ln>
                     </wps:spPr>
                     <wps:style>
@@ -18411,7 +18411,7 @@
                           <a:srgbClr val="2F5496"/>
                         </a:solidFill>
                         <a:prstDash val="solid"/>
-                        <a:tailEnd type="triangle" w="med" len="med"/>
+                        <a:tailEnd type="triangle" w="sm" len="sm"/>
                       </a:ln>
                     </wps:spPr>
                     <wps:style>
@@ -18449,7 +18449,7 @@
                           <a:srgbClr val="2F5496"/>
                         </a:solidFill>
                         <a:prstDash val="solid"/>
-                        <a:tailEnd type="triangle" w="med" len="med"/>
+                        <a:tailEnd type="triangle" w="sm" len="sm"/>
                       </a:ln>
                     </wps:spPr>
                     <wps:style>
@@ -18510,7 +18510,7 @@
                           <a:srgbClr val="2F5496"/>
                         </a:solidFill>
                         <a:prstDash val="solid"/>
-                        <a:tailEnd type="triangle" w="med" len="med"/>
+                        <a:tailEnd type="triangle" w="sm" len="sm"/>
                       </a:ln>
                     </wps:spPr>
                     <wps:style>
@@ -18565,7 +18565,7 @@
                           <a:srgbClr val="2F5496"/>
                         </a:solidFill>
                         <a:prstDash val="solid"/>
-                        <a:tailEnd type="triangle" w="med" len="med"/>
+                        <a:tailEnd type="triangle" w="sm" len="sm"/>
                       </a:ln>
                     </wps:spPr>
                     <wps:style>
@@ -18620,7 +18620,7 @@
                           <a:srgbClr val="2F5496"/>
                         </a:solidFill>
                         <a:prstDash val="solid"/>
-                        <a:tailEnd type="triangle" w="med" len="med"/>
+                        <a:tailEnd type="triangle" w="sm" len="sm"/>
                       </a:ln>
                     </wps:spPr>
                     <wps:style>
@@ -18681,7 +18681,7 @@
                           <a:srgbClr val="2F5496"/>
                         </a:solidFill>
                         <a:prstDash val="solid"/>
-                        <a:tailEnd type="triangle" w="med" len="med"/>
+                        <a:tailEnd type="triangle" w="sm" len="sm"/>
                       </a:ln>
                     </wps:spPr>
                     <wps:style>
@@ -18736,7 +18736,7 @@
                           <a:srgbClr val="2F5496"/>
                         </a:solidFill>
                         <a:prstDash val="solid"/>
-                        <a:tailEnd type="triangle" w="med" len="med"/>
+                        <a:tailEnd type="triangle" w="sm" len="sm"/>
                       </a:ln>
                     </wps:spPr>
                     <wps:style>
@@ -18791,7 +18791,7 @@
                           <a:srgbClr val="2F5496"/>
                         </a:solidFill>
                         <a:prstDash val="solid"/>
-                        <a:tailEnd type="triangle" w="med" len="med"/>
+                        <a:tailEnd type="triangle" w="sm" len="sm"/>
                       </a:ln>
                     </wps:spPr>
                     <wps:style>
@@ -18846,7 +18846,7 @@
                           <a:srgbClr val="2F5496"/>
                         </a:solidFill>
                         <a:prstDash val="solid"/>
-                        <a:tailEnd type="triangle" w="med" len="med"/>
+                        <a:tailEnd type="triangle" w="sm" len="sm"/>
                       </a:ln>
                     </wps:spPr>
                     <wps:style>
@@ -18901,7 +18901,7 @@
                           <a:srgbClr val="2F5496"/>
                         </a:solidFill>
                         <a:prstDash val="solid"/>
-                        <a:tailEnd type="triangle" w="med" len="med"/>
+                        <a:tailEnd type="triangle" w="sm" len="sm"/>
                       </a:ln>
                     </wps:spPr>
                     <wps:style>
@@ -18939,7 +18939,7 @@
                           <a:srgbClr val="2F5496"/>
                         </a:solidFill>
                         <a:prstDash val="solid"/>
-                        <a:tailEnd type="triangle" w="med" len="med"/>
+                        <a:tailEnd type="triangle" w="sm" len="sm"/>
                       </a:ln>
                     </wps:spPr>
                     <wps:style>
@@ -18994,7 +18994,7 @@
                           <a:srgbClr val="2F5496"/>
                         </a:solidFill>
                         <a:prstDash val="solid"/>
-                        <a:tailEnd type="triangle" w="med" len="med"/>
+                        <a:tailEnd type="triangle" w="sm" len="sm"/>
                       </a:ln>
                     </wps:spPr>
                     <wps:style>
@@ -19049,7 +19049,7 @@
                           <a:srgbClr val="2F5496"/>
                         </a:solidFill>
                         <a:prstDash val="solid"/>
-                        <a:tailEnd type="triangle" w="med" len="med"/>
+                        <a:tailEnd type="triangle" w="sm" len="sm"/>
                       </a:ln>
                     </wps:spPr>
                     <wps:style>
@@ -19087,7 +19087,7 @@
                           <a:srgbClr val="2F5496"/>
                         </a:solidFill>
                         <a:prstDash val="solid"/>
-                        <a:tailEnd type="triangle" w="med" len="med"/>
+                        <a:tailEnd type="triangle" w="sm" len="sm"/>
                       </a:ln>
                     </wps:spPr>
                     <wps:style>
@@ -19142,7 +19142,7 @@
                           <a:srgbClr val="2F5496"/>
                         </a:solidFill>
                         <a:prstDash val="solid"/>
-                        <a:tailEnd type="triangle" w="med" len="med"/>
+                        <a:tailEnd type="triangle" w="sm" len="sm"/>
                       </a:ln>
                     </wps:spPr>
                     <wps:style>
@@ -19221,7 +19221,7 @@
                           <a:srgbClr val="2F5496"/>
                         </a:solidFill>
                         <a:prstDash val="solid"/>
-                        <a:tailEnd type="triangle" w="med" len="med"/>
+                        <a:tailEnd type="triangle" w="sm" len="sm"/>
                       </a:ln>
                     </wps:spPr>
                     <wps:style>
@@ -19259,7 +19259,7 @@
                           <a:srgbClr val="2F5496"/>
                         </a:solidFill>
                         <a:prstDash val="solid"/>
-                        <a:tailEnd type="triangle" w="med" len="med"/>
+                        <a:tailEnd type="triangle" w="sm" len="sm"/>
                       </a:ln>
                     </wps:spPr>
                     <wps:style>
@@ -19314,7 +19314,7 @@
                           <a:srgbClr val="2F5496"/>
                         </a:solidFill>
                         <a:prstDash val="solid"/>
-                        <a:tailEnd type="triangle" w="med" len="med"/>
+                        <a:tailEnd type="triangle" w="sm" len="sm"/>
                       </a:ln>
                     </wps:spPr>
                     <wps:style>
@@ -19352,7 +19352,7 @@
                           <a:srgbClr val="2F5496"/>
                         </a:solidFill>
                         <a:prstDash val="solid"/>
-                        <a:tailEnd type="triangle" w="med" len="med"/>
+                        <a:tailEnd type="triangle" w="sm" len="sm"/>
                       </a:ln>
                     </wps:spPr>
                     <wps:style>
@@ -19407,7 +19407,7 @@
                           <a:srgbClr val="2F5496"/>
                         </a:solidFill>
                         <a:prstDash val="solid"/>
-                        <a:tailEnd type="triangle" w="med" len="med"/>
+                        <a:tailEnd type="triangle" w="sm" len="sm"/>
                       </a:ln>
                     </wps:spPr>
                     <wps:style>
@@ -19445,7 +19445,7 @@
                           <a:srgbClr val="2F5496"/>
                         </a:solidFill>
                         <a:prstDash val="solid"/>
-                        <a:tailEnd type="triangle" w="med" len="med"/>
+                        <a:tailEnd type="triangle" w="sm" len="sm"/>
                       </a:ln>
                     </wps:spPr>
                     <wps:style>
@@ -19483,7 +19483,7 @@
                           <a:srgbClr val="2F5496"/>
                         </a:solidFill>
                         <a:prstDash val="solid"/>
-                        <a:tailEnd type="triangle" w="med" len="med"/>
+                        <a:tailEnd type="triangle" w="sm" len="sm"/>
                       </a:ln>
                     </wps:spPr>
                     <wps:style>
@@ -19521,7 +19521,7 @@
                           <a:srgbClr val="2F5496"/>
                         </a:solidFill>
                         <a:prstDash val="solid"/>
-                        <a:tailEnd type="triangle" w="med" len="med"/>
+                        <a:tailEnd type="triangle" w="sm" len="sm"/>
                       </a:ln>
                     </wps:spPr>
                     <wps:style>
@@ -19600,7 +19600,7 @@
                           <a:srgbClr val="2F5496"/>
                         </a:solidFill>
                         <a:prstDash val="solid"/>
-                        <a:tailEnd type="triangle" w="med" len="med"/>
+                        <a:tailEnd type="triangle" w="sm" len="sm"/>
                       </a:ln>
                     </wps:spPr>
                     <wps:style>
@@ -19667,7 +19667,7 @@
                           <a:srgbClr val="2F5496"/>
                         </a:solidFill>
                         <a:prstDash val="solid"/>
-                        <a:tailEnd type="triangle" w="med" len="med"/>
+                        <a:tailEnd type="triangle" w="sm" len="sm"/>
                       </a:ln>
                     </wps:spPr>
                     <wps:style>
@@ -19734,7 +19734,7 @@
                           <a:srgbClr val="2F5496"/>
                         </a:solidFill>
                         <a:prstDash val="solid"/>
-                        <a:tailEnd type="triangle" w="med" len="med"/>
+                        <a:tailEnd type="triangle" w="sm" len="sm"/>
                       </a:ln>
                     </wps:spPr>
                     <wps:style>
@@ -19801,7 +19801,7 @@
                           <a:srgbClr val="2F5496"/>
                         </a:solidFill>
                         <a:prstDash val="solid"/>
-                        <a:tailEnd type="triangle" w="med" len="med"/>
+                        <a:tailEnd type="triangle" w="sm" len="sm"/>
                       </a:ln>
                     </wps:spPr>
                     <wps:style>
@@ -19868,7 +19868,7 @@
                           <a:srgbClr val="2F5496"/>
                         </a:solidFill>
                         <a:prstDash val="solid"/>
-                        <a:tailEnd type="triangle" w="med" len="med"/>
+                        <a:tailEnd type="triangle" w="sm" len="sm"/>
                       </a:ln>
                     </wps:spPr>
                     <wps:style>
@@ -19935,7 +19935,7 @@
                           <a:srgbClr val="2F5496"/>
                         </a:solidFill>
                         <a:prstDash val="solid"/>
-                        <a:tailEnd type="triangle" w="med" len="med"/>
+                        <a:tailEnd type="triangle" w="sm" len="sm"/>
                       </a:ln>
                     </wps:spPr>
                     <wps:style>
@@ -19973,7 +19973,7 @@
                           <a:srgbClr val="2F5496"/>
                         </a:solidFill>
                         <a:prstDash val="solid"/>
-                        <a:tailEnd type="triangle" w="med" len="med"/>
+                        <a:tailEnd type="triangle" w="sm" len="sm"/>
                       </a:ln>
                     </wps:spPr>
                     <wps:style>
@@ -20028,7 +20028,7 @@
                           <a:srgbClr val="2F5496"/>
                         </a:solidFill>
                         <a:prstDash val="solid"/>
-                        <a:tailEnd type="triangle" w="med" len="med"/>
+                        <a:tailEnd type="triangle" w="sm" len="sm"/>
                       </a:ln>
                     </wps:spPr>
                     <wps:style>
@@ -20083,7 +20083,7 @@
                           <a:srgbClr val="2F5496"/>
                         </a:solidFill>
                         <a:prstDash val="solid"/>
-                        <a:tailEnd type="triangle" w="med" len="med"/>
+                        <a:tailEnd type="triangle" w="sm" len="sm"/>
                       </a:ln>
                     </wps:spPr>
                     <wps:style>
@@ -20138,7 +20138,7 @@
                           <a:srgbClr val="2F5496"/>
                         </a:solidFill>
                         <a:prstDash val="solid"/>
-                        <a:tailEnd type="triangle" w="med" len="med"/>
+                        <a:tailEnd type="triangle" w="sm" len="sm"/>
                       </a:ln>
                     </wps:spPr>
                     <wps:style>
@@ -20193,7 +20193,7 @@
                           <a:srgbClr val="2F5496"/>
                         </a:solidFill>
                         <a:prstDash val="solid"/>
-                        <a:tailEnd type="triangle" w="med" len="med"/>
+                        <a:tailEnd type="triangle" w="sm" len="sm"/>
                       </a:ln>
                     </wps:spPr>
                     <wps:style>
@@ -20248,7 +20248,7 @@
                           <a:srgbClr val="2F5496"/>
                         </a:solidFill>
                         <a:prstDash val="solid"/>
-                        <a:tailEnd type="triangle" w="med" len="med"/>
+                        <a:tailEnd type="triangle" w="sm" len="sm"/>
                       </a:ln>
                     </wps:spPr>
                     <wps:style>
@@ -20303,7 +20303,7 @@
                           <a:srgbClr val="2F5496"/>
                         </a:solidFill>
                         <a:prstDash val="solid"/>
-                        <a:tailEnd type="triangle" w="med" len="med"/>
+                        <a:tailEnd type="triangle" w="sm" len="sm"/>
                       </a:ln>
                     </wps:spPr>
                     <wps:style>
@@ -20341,7 +20341,7 @@
                           <a:srgbClr val="2F5496"/>
                         </a:solidFill>
                         <a:prstDash val="solid"/>
-                        <a:tailEnd type="triangle" w="med" len="med"/>
+                        <a:tailEnd type="triangle" w="sm" len="sm"/>
                       </a:ln>
                     </wps:spPr>
                     <wps:style>
@@ -20396,7 +20396,7 @@
                           <a:srgbClr val="2F5496"/>
                         </a:solidFill>
                         <a:prstDash val="solid"/>
-                        <a:tailEnd type="triangle" w="med" len="med"/>
+                        <a:tailEnd type="triangle" w="sm" len="sm"/>
                       </a:ln>
                     </wps:spPr>
                     <wps:style>
@@ -20463,7 +20463,7 @@
                           <a:srgbClr val="2F5496"/>
                         </a:solidFill>
                         <a:prstDash val="solid"/>
-                        <a:tailEnd type="triangle" w="med" len="med"/>
+                        <a:tailEnd type="triangle" w="sm" len="sm"/>
                       </a:ln>
                     </wps:spPr>
                     <wps:style>
@@ -20501,7 +20501,7 @@
                           <a:srgbClr val="2F5496"/>
                         </a:solidFill>
                         <a:prstDash val="solid"/>
-                        <a:tailEnd type="triangle" w="med" len="med"/>
+                        <a:tailEnd type="triangle" w="sm" len="sm"/>
                       </a:ln>
                     </wps:spPr>
                     <wps:style>
@@ -20556,7 +20556,7 @@
                           <a:srgbClr val="2F5496"/>
                         </a:solidFill>
                         <a:prstDash val="solid"/>
-                        <a:tailEnd type="triangle" w="med" len="med"/>
+                        <a:tailEnd type="triangle" w="sm" len="sm"/>
                       </a:ln>
                     </wps:spPr>
                     <wps:style>
@@ -20617,7 +20617,7 @@
                           <a:srgbClr val="2F5496"/>
                         </a:solidFill>
                         <a:prstDash val="solid"/>
-                        <a:tailEnd type="triangle" w="med" len="med"/>
+                        <a:tailEnd type="triangle" w="sm" len="sm"/>
                       </a:ln>
                     </wps:spPr>
                     <wps:style>
@@ -20655,7 +20655,7 @@
                           <a:srgbClr val="2F5496"/>
                         </a:solidFill>
                         <a:prstDash val="solid"/>
-                        <a:tailEnd type="triangle" w="med" len="med"/>
+                        <a:tailEnd type="triangle" w="sm" len="sm"/>
                       </a:ln>
                     </wps:spPr>
                     <wps:style>
@@ -20693,7 +20693,7 @@
                           <a:srgbClr val="2F5496"/>
                         </a:solidFill>
                         <a:prstDash val="solid"/>
-                        <a:tailEnd type="triangle" w="med" len="med"/>
+                        <a:tailEnd type="triangle" w="sm" len="sm"/>
                       </a:ln>
                     </wps:spPr>
                     <wps:style>
@@ -20731,7 +20731,7 @@
                           <a:srgbClr val="2F5496"/>
                         </a:solidFill>
                         <a:prstDash val="solid"/>
-                        <a:tailEnd type="triangle" w="med" len="med"/>
+                        <a:tailEnd type="triangle" w="sm" len="sm"/>
                       </a:ln>
                     </wps:spPr>
                     <wps:style>
@@ -20786,7 +20786,7 @@
                           <a:srgbClr val="2F5496"/>
                         </a:solidFill>
                         <a:prstDash val="solid"/>
-                        <a:tailEnd type="triangle" w="med" len="med"/>
+                        <a:tailEnd type="triangle" w="sm" len="sm"/>
                       </a:ln>
                     </wps:spPr>
                     <wps:style>
@@ -20824,7 +20824,7 @@
                           <a:srgbClr val="2F5496"/>
                         </a:solidFill>
                         <a:prstDash val="solid"/>
-                        <a:tailEnd type="triangle" w="med" len="med"/>
+                        <a:tailEnd type="triangle" w="sm" len="sm"/>
                       </a:ln>
                     </wps:spPr>
                     <wps:style>
@@ -20862,7 +20862,7 @@
                           <a:srgbClr val="2F5496"/>
                         </a:solidFill>
                         <a:prstDash val="solid"/>
-                        <a:tailEnd type="triangle" w="med" len="med"/>
+                        <a:tailEnd type="triangle" w="sm" len="sm"/>
                       </a:ln>
                     </wps:spPr>
                     <wps:style>
@@ -20900,7 +20900,7 @@
                           <a:srgbClr val="2F5496"/>
                         </a:solidFill>
                         <a:prstDash val="solid"/>
-                        <a:tailEnd type="triangle" w="med" len="med"/>
+                        <a:tailEnd type="triangle" w="sm" len="sm"/>
                       </a:ln>
                     </wps:spPr>
                     <wps:style>
@@ -20955,7 +20955,7 @@
                           <a:srgbClr val="2F5496"/>
                         </a:solidFill>
                         <a:prstDash val="solid"/>
-                        <a:tailEnd type="triangle" w="med" len="med"/>
+                        <a:tailEnd type="triangle" w="sm" len="sm"/>
                       </a:ln>
                     </wps:spPr>
                     <wps:style>
@@ -21010,7 +21010,7 @@
                           <a:srgbClr val="2F5496"/>
                         </a:solidFill>
                         <a:prstDash val="solid"/>
-                        <a:tailEnd type="triangle" w="med" len="med"/>
+                        <a:tailEnd type="triangle" w="sm" len="sm"/>
                       </a:ln>
                     </wps:spPr>
                     <wps:style>
@@ -21065,7 +21065,7 @@
                           <a:srgbClr val="2F5496"/>
                         </a:solidFill>
                         <a:prstDash val="solid"/>
-                        <a:tailEnd type="triangle" w="med" len="med"/>
+                        <a:tailEnd type="triangle" w="sm" len="sm"/>
                       </a:ln>
                     </wps:spPr>
                     <wps:style>
@@ -21120,7 +21120,7 @@
                           <a:srgbClr val="2F5496"/>
                         </a:solidFill>
                         <a:prstDash val="solid"/>
-                        <a:tailEnd type="triangle" w="med" len="med"/>
+                        <a:tailEnd type="triangle" w="sm" len="sm"/>
                       </a:ln>
                     </wps:spPr>
                     <wps:style>
@@ -21175,7 +21175,7 @@
                           <a:srgbClr val="2F5496"/>
                         </a:solidFill>
                         <a:prstDash val="solid"/>
-                        <a:tailEnd type="triangle" w="med" len="med"/>
+                        <a:tailEnd type="triangle" w="sm" len="sm"/>
                       </a:ln>
                     </wps:spPr>
                     <wps:style>
@@ -21230,7 +21230,7 @@
                           <a:srgbClr val="2F5496"/>
                         </a:solidFill>
                         <a:prstDash val="solid"/>
-                        <a:tailEnd type="triangle" w="med" len="med"/>
+                        <a:tailEnd type="triangle" w="sm" len="sm"/>
                       </a:ln>
                     </wps:spPr>
                     <wps:style>
@@ -21268,7 +21268,7 @@
                           <a:srgbClr val="2F5496"/>
                         </a:solidFill>
                         <a:prstDash val="solid"/>
-                        <a:tailEnd type="triangle" w="med" len="med"/>
+                        <a:tailEnd type="triangle" w="sm" len="sm"/>
                       </a:ln>
                     </wps:spPr>
                     <wps:style>
@@ -21306,7 +21306,7 @@
                           <a:srgbClr val="2F5496"/>
                         </a:solidFill>
                         <a:prstDash val="solid"/>
-                        <a:tailEnd type="triangle" w="med" len="med"/>
+                        <a:tailEnd type="triangle" w="sm" len="sm"/>
                       </a:ln>
                     </wps:spPr>
                     <wps:style>
@@ -21367,7 +21367,7 @@
                           <a:srgbClr val="2F5496"/>
                         </a:solidFill>
                         <a:prstDash val="solid"/>
-                        <a:tailEnd type="triangle" w="med" len="med"/>
+                        <a:tailEnd type="triangle" w="sm" len="sm"/>
                       </a:ln>
                     </wps:spPr>
                     <wps:style>
@@ -21422,7 +21422,7 @@
                           <a:srgbClr val="2F5496"/>
                         </a:solidFill>
                         <a:prstDash val="solid"/>
-                        <a:tailEnd type="triangle" w="med" len="med"/>
+                        <a:tailEnd type="triangle" w="sm" len="sm"/>
                       </a:ln>
                     </wps:spPr>
                     <wps:style>
@@ -21477,7 +21477,7 @@
                           <a:srgbClr val="2F5496"/>
                         </a:solidFill>
                         <a:prstDash val="solid"/>
-                        <a:tailEnd type="triangle" w="med" len="med"/>
+                        <a:tailEnd type="triangle" w="sm" len="sm"/>
                       </a:ln>
                     </wps:spPr>
                     <wps:style>
@@ -21515,7 +21515,7 @@
                           <a:srgbClr val="2F5496"/>
                         </a:solidFill>
                         <a:prstDash val="solid"/>
-                        <a:tailEnd type="triangle" w="med" len="med"/>
+                        <a:tailEnd type="triangle" w="sm" len="sm"/>
                       </a:ln>
                     </wps:spPr>
                     <wps:style>
@@ -21553,7 +21553,7 @@
                           <a:srgbClr val="2F5496"/>
                         </a:solidFill>
                         <a:prstDash val="solid"/>
-                        <a:tailEnd type="triangle" w="med" len="med"/>
+                        <a:tailEnd type="triangle" w="sm" len="sm"/>
                       </a:ln>
                     </wps:spPr>
                     <wps:style>
@@ -21591,7 +21591,7 @@
                           <a:srgbClr val="2F5496"/>
                         </a:solidFill>
                         <a:prstDash val="solid"/>
-                        <a:tailEnd type="triangle" w="med" len="med"/>
+                        <a:tailEnd type="triangle" w="sm" len="sm"/>
                       </a:ln>
                     </wps:spPr>
                     <wps:style>
@@ -21646,7 +21646,7 @@
                           <a:srgbClr val="2F5496"/>
                         </a:solidFill>
                         <a:prstDash val="solid"/>
-                        <a:tailEnd type="triangle" w="med" len="med"/>
+                        <a:tailEnd type="triangle" w="sm" len="sm"/>
                       </a:ln>
                     </wps:spPr>
                     <wps:style>
@@ -21725,7 +21725,7 @@
                           <a:srgbClr val="2F5496"/>
                         </a:solidFill>
                         <a:prstDash val="solid"/>
-                        <a:tailEnd type="triangle" w="med" len="med"/>
+                        <a:tailEnd type="triangle" w="sm" len="sm"/>
                       </a:ln>
                     </wps:spPr>
                     <wps:style>
@@ -21780,7 +21780,7 @@
                           <a:srgbClr val="2F5496"/>
                         </a:solidFill>
                         <a:prstDash val="solid"/>
-                        <a:tailEnd type="triangle" w="med" len="med"/>
+                        <a:tailEnd type="triangle" w="sm" len="sm"/>
                       </a:ln>
                     </wps:spPr>
                     <wps:style>
@@ -21841,7 +21841,7 @@
                           <a:srgbClr val="2F5496"/>
                         </a:solidFill>
                         <a:prstDash val="solid"/>
-                        <a:tailEnd type="triangle" w="med" len="med"/>
+                        <a:tailEnd type="triangle" w="sm" len="sm"/>
                       </a:ln>
                     </wps:spPr>
                     <wps:style>
@@ -21908,7 +21908,7 @@
                           <a:srgbClr val="2F5496"/>
                         </a:solidFill>
                         <a:prstDash val="solid"/>
-                        <a:tailEnd type="triangle" w="med" len="med"/>
+                        <a:tailEnd type="triangle" w="sm" len="sm"/>
                       </a:ln>
                     </wps:spPr>
                     <wps:style>
@@ -21969,7 +21969,7 @@
                           <a:srgbClr val="2F5496"/>
                         </a:solidFill>
                         <a:prstDash val="solid"/>
-                        <a:tailEnd type="triangle" w="med" len="med"/>
+                        <a:tailEnd type="triangle" w="sm" len="sm"/>
                       </a:ln>
                     </wps:spPr>
                     <wps:style>
@@ -22024,7 +22024,7 @@
                           <a:srgbClr val="2F5496"/>
                         </a:solidFill>
                         <a:prstDash val="solid"/>
-                        <a:tailEnd type="triangle" w="med" len="med"/>
+                        <a:tailEnd type="triangle" w="sm" len="sm"/>
                       </a:ln>
                     </wps:spPr>
                     <wps:style>
@@ -22085,7 +22085,7 @@
                           <a:srgbClr val="2F5496"/>
                         </a:solidFill>
                         <a:prstDash val="solid"/>
-                        <a:tailEnd type="triangle" w="med" len="med"/>
+                        <a:tailEnd type="triangle" w="sm" len="sm"/>
                       </a:ln>
                     </wps:spPr>
                     <wps:style>
@@ -22152,7 +22152,7 @@
                           <a:srgbClr val="2F5496"/>
                         </a:solidFill>
                         <a:prstDash val="solid"/>
-                        <a:tailEnd type="triangle" w="med" len="med"/>
+                        <a:tailEnd type="triangle" w="sm" len="sm"/>
                       </a:ln>
                     </wps:spPr>
                     <wps:style>
@@ -22213,7 +22213,7 @@
                           <a:srgbClr val="2F5496"/>
                         </a:solidFill>
                         <a:prstDash val="solid"/>
-                        <a:tailEnd type="triangle" w="med" len="med"/>
+                        <a:tailEnd type="triangle" w="sm" len="sm"/>
                       </a:ln>
                     </wps:spPr>
                     <wps:style>
@@ -22310,7 +22310,7 @@
                           <a:srgbClr val="2F5496"/>
                         </a:solidFill>
                         <a:prstDash val="solid"/>
-                        <a:tailEnd type="triangle" w="med" len="med"/>
+                        <a:tailEnd type="triangle" w="sm" len="sm"/>
                       </a:ln>
                     </wps:spPr>
                     <wps:style>
@@ -22365,7 +22365,7 @@
                           <a:srgbClr val="2F5496"/>
                         </a:solidFill>
                         <a:prstDash val="solid"/>
-                        <a:tailEnd type="triangle" w="med" len="med"/>
+                        <a:tailEnd type="triangle" w="sm" len="sm"/>
                       </a:ln>
                     </wps:spPr>
                     <wps:style>
@@ -22426,7 +22426,7 @@
                           <a:srgbClr val="2F5496"/>
                         </a:solidFill>
                         <a:prstDash val="solid"/>
-                        <a:tailEnd type="triangle" w="med" len="med"/>
+                        <a:tailEnd type="triangle" w="sm" len="sm"/>
                       </a:ln>
                     </wps:spPr>
                     <wps:style>
@@ -22464,7 +22464,7 @@
                           <a:srgbClr val="2F5496"/>
                         </a:solidFill>
                         <a:prstDash val="solid"/>
-                        <a:tailEnd type="triangle" w="med" len="med"/>
+                        <a:tailEnd type="triangle" w="sm" len="sm"/>
                       </a:ln>
                     </wps:spPr>
                     <wps:style>
@@ -22573,7 +22573,7 @@
                           <a:srgbClr val="2F5496"/>
                         </a:solidFill>
                         <a:prstDash val="solid"/>
-                        <a:tailEnd type="triangle" w="med" len="med"/>
+                        <a:tailEnd type="triangle" w="sm" len="sm"/>
                       </a:ln>
                     </wps:spPr>
                     <wps:style>
@@ -22700,7 +22700,7 @@
                           <a:srgbClr val="2F5496"/>
                         </a:solidFill>
                         <a:prstDash val="solid"/>
-                        <a:tailEnd type="triangle" w="med" len="med"/>
+                        <a:tailEnd type="triangle" w="sm" len="sm"/>
                       </a:ln>
                     </wps:spPr>
                     <wps:style>
@@ -22767,7 +22767,7 @@
                           <a:srgbClr val="2F5496"/>
                         </a:solidFill>
                         <a:prstDash val="solid"/>
-                        <a:tailEnd type="triangle" w="med" len="med"/>
+                        <a:tailEnd type="triangle" w="sm" len="sm"/>
                       </a:ln>
                     </wps:spPr>
                     <wps:style>
@@ -22858,7 +22858,7 @@
                           <a:srgbClr val="2F5496"/>
                         </a:solidFill>
                         <a:prstDash val="solid"/>
-                        <a:tailEnd type="triangle" w="med" len="med"/>
+                        <a:tailEnd type="triangle" w="sm" len="sm"/>
                       </a:ln>
                     </wps:spPr>
                     <wps:style>
@@ -22896,7 +22896,7 @@
                           <a:srgbClr val="2F5496"/>
                         </a:solidFill>
                         <a:prstDash val="solid"/>
-                        <a:tailEnd type="triangle" w="med" len="med"/>
+                        <a:tailEnd type="triangle" w="sm" len="sm"/>
                       </a:ln>
                     </wps:spPr>
                     <wps:style>
@@ -22934,7 +22934,7 @@
                           <a:srgbClr val="2F5496"/>
                         </a:solidFill>
                         <a:prstDash val="solid"/>
-                        <a:tailEnd type="triangle" w="med" len="med"/>
+                        <a:tailEnd type="triangle" w="sm" len="sm"/>
                       </a:ln>
                     </wps:spPr>
                     <wps:style>
@@ -22989,7 +22989,7 @@
                           <a:srgbClr val="2F5496"/>
                         </a:solidFill>
                         <a:prstDash val="solid"/>
-                        <a:tailEnd type="triangle" w="med" len="med"/>
+                        <a:tailEnd type="triangle" w="sm" len="sm"/>
                       </a:ln>
                     </wps:spPr>
                     <wps:style>
@@ -23044,7 +23044,7 @@
                           <a:srgbClr val="2F5496"/>
                         </a:solidFill>
                         <a:prstDash val="solid"/>
-                        <a:tailEnd type="triangle" w="med" len="med"/>
+                        <a:tailEnd type="triangle" w="sm" len="sm"/>
                       </a:ln>
                     </wps:spPr>
                     <wps:style>
@@ -23099,7 +23099,7 @@
                           <a:srgbClr val="2F5496"/>
                         </a:solidFill>
                         <a:prstDash val="solid"/>
-                        <a:tailEnd type="triangle" w="med" len="med"/>
+                        <a:tailEnd type="triangle" w="sm" len="sm"/>
                       </a:ln>
                     </wps:spPr>
                     <wps:style>
@@ -23160,7 +23160,7 @@
                           <a:srgbClr val="2F5496"/>
                         </a:solidFill>
                         <a:prstDash val="solid"/>
-                        <a:tailEnd type="triangle" w="med" len="med"/>
+                        <a:tailEnd type="triangle" w="sm" len="sm"/>
                       </a:ln>
                     </wps:spPr>
                     <wps:style>
@@ -23198,7 +23198,7 @@
                           <a:srgbClr val="2F5496"/>
                         </a:solidFill>
                         <a:prstDash val="solid"/>
-                        <a:tailEnd type="triangle" w="med" len="med"/>
+                        <a:tailEnd type="triangle" w="sm" len="sm"/>
                       </a:ln>
                     </wps:spPr>
                     <wps:style>
@@ -23236,7 +23236,7 @@
                           <a:srgbClr val="2F5496"/>
                         </a:solidFill>
                         <a:prstDash val="solid"/>
-                        <a:tailEnd type="triangle" w="med" len="med"/>
+                        <a:tailEnd type="triangle" w="sm" len="sm"/>
                       </a:ln>
                     </wps:spPr>
                     <wps:style>
@@ -23291,7 +23291,7 @@
                           <a:srgbClr val="2F5496"/>
                         </a:solidFill>
                         <a:prstDash val="solid"/>
-                        <a:tailEnd type="triangle" w="med" len="med"/>
+                        <a:tailEnd type="triangle" w="sm" len="sm"/>
                       </a:ln>
                     </wps:spPr>
                     <wps:style>
@@ -23329,7 +23329,7 @@
                           <a:srgbClr val="2F5496"/>
                         </a:solidFill>
                         <a:prstDash val="solid"/>
-                        <a:tailEnd type="triangle" w="med" len="med"/>
+                        <a:tailEnd type="triangle" w="sm" len="sm"/>
                       </a:ln>
                     </wps:spPr>
                     <wps:style>
@@ -23390,7 +23390,7 @@
                           <a:srgbClr val="2F5496"/>
                         </a:solidFill>
                         <a:prstDash val="solid"/>
-                        <a:tailEnd type="triangle" w="med" len="med"/>
+                        <a:tailEnd type="triangle" w="sm" len="sm"/>
                       </a:ln>
                     </wps:spPr>
                     <wps:style>
@@ -23451,7 +23451,7 @@
                           <a:srgbClr val="2F5496"/>
                         </a:solidFill>
                         <a:prstDash val="solid"/>
-                        <a:tailEnd type="triangle" w="med" len="med"/>
+                        <a:tailEnd type="triangle" w="sm" len="sm"/>
                       </a:ln>
                     </wps:spPr>
                     <wps:style>
@@ -23506,7 +23506,7 @@
                           <a:srgbClr val="2F5496"/>
                         </a:solidFill>
                         <a:prstDash val="solid"/>
-                        <a:tailEnd type="triangle" w="med" len="med"/>
+                        <a:tailEnd type="triangle" w="sm" len="sm"/>
                       </a:ln>
                     </wps:spPr>
                     <wps:style>
@@ -23567,7 +23567,7 @@
                           <a:srgbClr val="2F5496"/>
                         </a:solidFill>
                         <a:prstDash val="solid"/>
-                        <a:tailEnd type="triangle" w="med" len="med"/>
+                        <a:tailEnd type="triangle" w="sm" len="sm"/>
                       </a:ln>
                     </wps:spPr>
                     <wps:style>
@@ -23605,7 +23605,7 @@
                           <a:srgbClr val="2F5496"/>
                         </a:solidFill>
                         <a:prstDash val="solid"/>
-                        <a:tailEnd type="triangle" w="med" len="med"/>
+                        <a:tailEnd type="triangle" w="sm" len="sm"/>
                       </a:ln>
                     </wps:spPr>
                     <wps:style>
@@ -23643,7 +23643,7 @@
                           <a:srgbClr val="2F5496"/>
                         </a:solidFill>
                         <a:prstDash val="solid"/>
-                        <a:tailEnd type="triangle" w="med" len="med"/>
+                        <a:tailEnd type="triangle" w="sm" len="sm"/>
                       </a:ln>
                     </wps:spPr>
                     <wps:style>
@@ -23681,7 +23681,7 @@
                           <a:srgbClr val="2F5496"/>
                         </a:solidFill>
                         <a:prstDash val="solid"/>
-                        <a:tailEnd type="triangle" w="med" len="med"/>
+                        <a:tailEnd type="triangle" w="sm" len="sm"/>
                       </a:ln>
                     </wps:spPr>
                     <wps:style>
@@ -23748,7 +23748,7 @@
                           <a:srgbClr val="2F5496"/>
                         </a:solidFill>
                         <a:prstDash val="solid"/>
-                        <a:tailEnd type="triangle" w="med" len="med"/>
+                        <a:tailEnd type="triangle" w="sm" len="sm"/>
                       </a:ln>
                     </wps:spPr>
                     <wps:style>
@@ -23803,7 +23803,7 @@
                           <a:srgbClr val="2F5496"/>
                         </a:solidFill>
                         <a:prstDash val="solid"/>
-                        <a:tailEnd type="triangle" w="med" len="med"/>
+                        <a:tailEnd type="triangle" w="sm" len="sm"/>
                       </a:ln>
                     </wps:spPr>
                     <wps:style>
@@ -23841,7 +23841,7 @@
                           <a:srgbClr val="2F5496"/>
                         </a:solidFill>
                         <a:prstDash val="solid"/>
-                        <a:tailEnd type="triangle" w="med" len="med"/>
+                        <a:tailEnd type="triangle" w="sm" len="sm"/>
                       </a:ln>
                     </wps:spPr>
                     <wps:style>
@@ -23902,7 +23902,7 @@
                           <a:srgbClr val="2F5496"/>
                         </a:solidFill>
                         <a:prstDash val="solid"/>
-                        <a:tailEnd type="triangle" w="med" len="med"/>
+                        <a:tailEnd type="triangle" w="sm" len="sm"/>
                       </a:ln>
                     </wps:spPr>
                     <wps:style>
@@ -23957,7 +23957,7 @@
                           <a:srgbClr val="2F5496"/>
                         </a:solidFill>
                         <a:prstDash val="solid"/>
-                        <a:tailEnd type="triangle" w="med" len="med"/>
+                        <a:tailEnd type="triangle" w="sm" len="sm"/>
                       </a:ln>
                     </wps:spPr>
                     <wps:style>
@@ -23995,7 +23995,7 @@
                           <a:srgbClr val="2F5496"/>
                         </a:solidFill>
                         <a:prstDash val="solid"/>
-                        <a:tailEnd type="triangle" w="med" len="med"/>
+                        <a:tailEnd type="triangle" w="sm" len="sm"/>
                       </a:ln>
                     </wps:spPr>
                     <wps:style>
@@ -24056,7 +24056,7 @@
                           <a:srgbClr val="2F5496"/>
                         </a:solidFill>
                         <a:prstDash val="solid"/>
-                        <a:tailEnd type="triangle" w="med" len="med"/>
+                        <a:tailEnd type="triangle" w="sm" len="sm"/>
                       </a:ln>
                     </wps:spPr>
                     <wps:style>
@@ -24094,7 +24094,7 @@
                           <a:srgbClr val="2F5496"/>
                         </a:solidFill>
                         <a:prstDash val="solid"/>
-                        <a:tailEnd type="triangle" w="med" len="med"/>
+                        <a:tailEnd type="triangle" w="sm" len="sm"/>
                       </a:ln>
                     </wps:spPr>
                     <wps:style>
@@ -24132,7 +24132,7 @@
                           <a:srgbClr val="2F5496"/>
                         </a:solidFill>
                         <a:prstDash val="solid"/>
-                        <a:tailEnd type="triangle" w="med" len="med"/>
+                        <a:tailEnd type="triangle" w="sm" len="sm"/>
                       </a:ln>
                     </wps:spPr>
                     <wps:style>
@@ -24187,7 +24187,7 @@
                           <a:srgbClr val="2F5496"/>
                         </a:solidFill>
                         <a:prstDash val="solid"/>
-                        <a:tailEnd type="triangle" w="med" len="med"/>
+                        <a:tailEnd type="triangle" w="sm" len="sm"/>
                       </a:ln>
                     </wps:spPr>
                     <wps:style>
@@ -24242,7 +24242,7 @@
                           <a:srgbClr val="2F5496"/>
                         </a:solidFill>
                         <a:prstDash val="solid"/>
-                        <a:tailEnd type="triangle" w="med" len="med"/>
+                        <a:tailEnd type="triangle" w="sm" len="sm"/>
                       </a:ln>
                     </wps:spPr>
                     <wps:style>
@@ -24297,7 +24297,7 @@
                           <a:srgbClr val="2F5496"/>
                         </a:solidFill>
                         <a:prstDash val="solid"/>
-                        <a:tailEnd type="triangle" w="med" len="med"/>
+                        <a:tailEnd type="triangle" w="sm" len="sm"/>
                       </a:ln>
                     </wps:spPr>
                     <wps:style>
@@ -24352,7 +24352,7 @@
                           <a:srgbClr val="2F5496"/>
                         </a:solidFill>
                         <a:prstDash val="solid"/>
-                        <a:tailEnd type="triangle" w="med" len="med"/>
+                        <a:tailEnd type="triangle" w="sm" len="sm"/>
                       </a:ln>
                     </wps:spPr>
                     <wps:style>
@@ -24390,7 +24390,7 @@
                           <a:srgbClr val="2F5496"/>
                         </a:solidFill>
                         <a:prstDash val="solid"/>
-                        <a:tailEnd type="triangle" w="med" len="med"/>
+                        <a:tailEnd type="triangle" w="sm" len="sm"/>
                       </a:ln>
                     </wps:spPr>
                     <wps:style>
@@ -24445,7 +24445,7 @@
                           <a:srgbClr val="2F5496"/>
                         </a:solidFill>
                         <a:prstDash val="solid"/>
-                        <a:tailEnd type="triangle" w="med" len="med"/>
+                        <a:tailEnd type="triangle" w="sm" len="sm"/>
                       </a:ln>
                     </wps:spPr>
                     <wps:style>
@@ -24500,7 +24500,7 @@
                           <a:srgbClr val="2F5496"/>
                         </a:solidFill>
                         <a:prstDash val="solid"/>
-                        <a:tailEnd type="triangle" w="med" len="med"/>
+                        <a:tailEnd type="triangle" w="sm" len="sm"/>
                       </a:ln>
                     </wps:spPr>
                     <wps:style>
@@ -24538,7 +24538,7 @@
                           <a:srgbClr val="2F5496"/>
                         </a:solidFill>
                         <a:prstDash val="solid"/>
-                        <a:tailEnd type="triangle" w="med" len="med"/>
+                        <a:tailEnd type="triangle" w="sm" len="sm"/>
                       </a:ln>
                     </wps:spPr>
                     <wps:style>
@@ -24593,7 +24593,7 @@
                           <a:srgbClr val="2F5496"/>
                         </a:solidFill>
                         <a:prstDash val="solid"/>
-                        <a:tailEnd type="triangle" w="med" len="med"/>
+                        <a:tailEnd type="triangle" w="sm" len="sm"/>
                       </a:ln>
                     </wps:spPr>
                     <wps:style>
@@ -24648,7 +24648,7 @@
                           <a:srgbClr val="2F5496"/>
                         </a:solidFill>
                         <a:prstDash val="solid"/>
-                        <a:tailEnd type="triangle" w="med" len="med"/>
+                        <a:tailEnd type="triangle" w="sm" len="sm"/>
                       </a:ln>
                     </wps:spPr>
                     <wps:style>
@@ -24703,7 +24703,7 @@
                           <a:srgbClr val="2F5496"/>
                         </a:solidFill>
                         <a:prstDash val="solid"/>
-                        <a:tailEnd type="triangle" w="med" len="med"/>
+                        <a:tailEnd type="triangle" w="sm" len="sm"/>
                       </a:ln>
                     </wps:spPr>
                     <wps:style>
@@ -24741,7 +24741,7 @@
                           <a:srgbClr val="2F5496"/>
                         </a:solidFill>
                         <a:prstDash val="solid"/>
-                        <a:tailEnd type="triangle" w="med" len="med"/>
+                        <a:tailEnd type="triangle" w="sm" len="sm"/>
                       </a:ln>
                     </wps:spPr>
                     <wps:style>
@@ -24796,7 +24796,7 @@
                           <a:srgbClr val="2F5496"/>
                         </a:solidFill>
                         <a:prstDash val="solid"/>
-                        <a:tailEnd type="triangle" w="med" len="med"/>
+                        <a:tailEnd type="triangle" w="sm" len="sm"/>
                       </a:ln>
                     </wps:spPr>
                     <wps:style>
@@ -24857,7 +24857,7 @@
                           <a:srgbClr val="2F5496"/>
                         </a:solidFill>
                         <a:prstDash val="solid"/>
-                        <a:tailEnd type="triangle" w="med" len="med"/>
+                        <a:tailEnd type="triangle" w="sm" len="sm"/>
                       </a:ln>
                     </wps:spPr>
                     <wps:style>
@@ -24912,7 +24912,7 @@
                           <a:srgbClr val="2F5496"/>
                         </a:solidFill>
                         <a:prstDash val="solid"/>
-                        <a:tailEnd type="triangle" w="med" len="med"/>
+                        <a:tailEnd type="triangle" w="sm" len="sm"/>
                       </a:ln>
                     </wps:spPr>
                     <wps:style>
@@ -24950,7 +24950,7 @@
                           <a:srgbClr val="2F5496"/>
                         </a:solidFill>
                         <a:prstDash val="solid"/>
-                        <a:tailEnd type="triangle" w="med" len="med"/>
+                        <a:tailEnd type="triangle" w="sm" len="sm"/>
                       </a:ln>
                     </wps:spPr>
                     <wps:style>
@@ -25005,7 +25005,7 @@
                           <a:srgbClr val="2F5496"/>
                         </a:solidFill>
                         <a:prstDash val="solid"/>
-                        <a:tailEnd type="triangle" w="med" len="med"/>
+                        <a:tailEnd type="triangle" w="sm" len="sm"/>
                       </a:ln>
                     </wps:spPr>
                     <wps:style>
@@ -25060,7 +25060,7 @@
                           <a:srgbClr val="2F5496"/>
                         </a:solidFill>
                         <a:prstDash val="solid"/>
-                        <a:tailEnd type="triangle" w="med" len="med"/>
+                        <a:tailEnd type="triangle" w="sm" len="sm"/>
                       </a:ln>
                     </wps:spPr>
                     <wps:style>
@@ -25115,7 +25115,7 @@
                           <a:srgbClr val="2F5496"/>
                         </a:solidFill>
                         <a:prstDash val="solid"/>
-                        <a:tailEnd type="triangle" w="med" len="med"/>
+                        <a:tailEnd type="triangle" w="sm" len="sm"/>
                       </a:ln>
                     </wps:spPr>
                     <wps:style>
@@ -25153,7 +25153,7 @@
                           <a:srgbClr val="2F5496"/>
                         </a:solidFill>
                         <a:prstDash val="solid"/>
-                        <a:tailEnd type="triangle" w="med" len="med"/>
+                        <a:tailEnd type="triangle" w="sm" len="sm"/>
                       </a:ln>
                     </wps:spPr>
                     <wps:style>
@@ -25208,7 +25208,7 @@
                           <a:srgbClr val="2F5496"/>
                         </a:solidFill>
                         <a:prstDash val="solid"/>
-                        <a:tailEnd type="triangle" w="med" len="med"/>
+                        <a:tailEnd type="triangle" w="sm" len="sm"/>
                       </a:ln>
                     </wps:spPr>
                     <wps:style>
@@ -25263,7 +25263,7 @@
                           <a:srgbClr val="2F5496"/>
                         </a:solidFill>
                         <a:prstDash val="solid"/>
-                        <a:tailEnd type="triangle" w="med" len="med"/>
+                        <a:tailEnd type="triangle" w="sm" len="sm"/>
                       </a:ln>
                     </wps:spPr>
                     <wps:style>
@@ -25318,7 +25318,7 @@
                           <a:srgbClr val="2F5496"/>
                         </a:solidFill>
                         <a:prstDash val="solid"/>
-                        <a:tailEnd type="triangle" w="med" len="med"/>
+                        <a:tailEnd type="triangle" w="sm" len="sm"/>
                       </a:ln>
                     </wps:spPr>
                     <wps:style>
@@ -25356,7 +25356,7 @@
                           <a:srgbClr val="2F5496"/>
                         </a:solidFill>
                         <a:prstDash val="solid"/>
-                        <a:tailEnd type="triangle" w="med" len="med"/>
+                        <a:tailEnd type="triangle" w="sm" len="sm"/>
                       </a:ln>
                     </wps:spPr>
                     <wps:style>
@@ -25394,7 +25394,7 @@
                           <a:srgbClr val="2F5496"/>
                         </a:solidFill>
                         <a:prstDash val="solid"/>
-                        <a:tailEnd type="triangle" w="med" len="med"/>
+                        <a:tailEnd type="triangle" w="sm" len="sm"/>
                       </a:ln>
                     </wps:spPr>
                     <wps:style>
@@ -25455,7 +25455,7 @@
                           <a:srgbClr val="2F5496"/>
                         </a:solidFill>
                         <a:prstDash val="solid"/>
-                        <a:tailEnd type="triangle" w="med" len="med"/>
+                        <a:tailEnd type="triangle" w="sm" len="sm"/>
                       </a:ln>
                     </wps:spPr>
                     <wps:style>
@@ -25522,7 +25522,7 @@
                           <a:srgbClr val="2F5496"/>
                         </a:solidFill>
                         <a:prstDash val="solid"/>
-                        <a:tailEnd type="triangle" w="med" len="med"/>
+                        <a:tailEnd type="triangle" w="sm" len="sm"/>
                       </a:ln>
                     </wps:spPr>
                     <wps:style>
@@ -25577,7 +25577,7 @@
                           <a:srgbClr val="2F5496"/>
                         </a:solidFill>
                         <a:prstDash val="solid"/>
-                        <a:tailEnd type="triangle" w="med" len="med"/>
+                        <a:tailEnd type="triangle" w="sm" len="sm"/>
                       </a:ln>
                     </wps:spPr>
                     <wps:style>
@@ -25632,7 +25632,7 @@
                           <a:srgbClr val="2F5496"/>
                         </a:solidFill>
                         <a:prstDash val="solid"/>
-                        <a:tailEnd type="triangle" w="med" len="med"/>
+                        <a:tailEnd type="triangle" w="sm" len="sm"/>
                       </a:ln>
                     </wps:spPr>
                     <wps:style>
@@ -25687,7 +25687,7 @@
                           <a:srgbClr val="2F5496"/>
                         </a:solidFill>
                         <a:prstDash val="solid"/>
-                        <a:tailEnd type="triangle" w="med" len="med"/>
+                        <a:tailEnd type="triangle" w="sm" len="sm"/>
                       </a:ln>
                     </wps:spPr>
                     <wps:style>
@@ -25742,7 +25742,7 @@
                           <a:srgbClr val="2F5496"/>
                         </a:solidFill>
                         <a:prstDash val="solid"/>
-                        <a:tailEnd type="triangle" w="med" len="med"/>
+                        <a:tailEnd type="triangle" w="sm" len="sm"/>
                       </a:ln>
                     </wps:spPr>
                     <wps:style>
@@ -25797,7 +25797,7 @@
                           <a:srgbClr val="2F5496"/>
                         </a:solidFill>
                         <a:prstDash val="solid"/>
-                        <a:tailEnd type="triangle" w="med" len="med"/>
+                        <a:tailEnd type="triangle" w="sm" len="sm"/>
                       </a:ln>
                     </wps:spPr>
                     <wps:style>
@@ -25835,7 +25835,7 @@
                           <a:srgbClr val="2F5496"/>
                         </a:solidFill>
                         <a:prstDash val="solid"/>
-                        <a:tailEnd type="triangle" w="med" len="med"/>
+                        <a:tailEnd type="triangle" w="sm" len="sm"/>
                       </a:ln>
                     </wps:spPr>
                     <wps:style>
@@ -25890,7 +25890,7 @@
                           <a:srgbClr val="2F5496"/>
                         </a:solidFill>
                         <a:prstDash val="solid"/>
-                        <a:tailEnd type="triangle" w="med" len="med"/>
+                        <a:tailEnd type="triangle" w="sm" len="sm"/>
                       </a:ln>
                     </wps:spPr>
                     <wps:style>
@@ -25945,7 +25945,7 @@
                           <a:srgbClr val="2F5496"/>
                         </a:solidFill>
                         <a:prstDash val="solid"/>
-                        <a:tailEnd type="triangle" w="med" len="med"/>
+                        <a:tailEnd type="triangle" w="sm" len="sm"/>
                       </a:ln>
                     </wps:spPr>
                     <wps:style>
@@ -25983,7 +25983,7 @@
                           <a:srgbClr val="2F5496"/>
                         </a:solidFill>
                         <a:prstDash val="solid"/>
-                        <a:tailEnd type="triangle" w="med" len="med"/>
+                        <a:tailEnd type="triangle" w="sm" len="sm"/>
                       </a:ln>
                     </wps:spPr>
                     <wps:style>
@@ -26038,7 +26038,7 @@
                           <a:srgbClr val="2F5496"/>
                         </a:solidFill>
                         <a:prstDash val="solid"/>
-                        <a:tailEnd type="triangle" w="med" len="med"/>
+                        <a:tailEnd type="triangle" w="sm" len="sm"/>
                       </a:ln>
                     </wps:spPr>
                     <wps:style>
@@ -26076,7 +26076,7 @@
                           <a:srgbClr val="2F5496"/>
                         </a:solidFill>
                         <a:prstDash val="solid"/>
-                        <a:tailEnd type="triangle" w="med" len="med"/>
+                        <a:tailEnd type="triangle" w="sm" len="sm"/>
                       </a:ln>
                     </wps:spPr>
                     <wps:style>
@@ -26114,7 +26114,7 @@
                           <a:srgbClr val="2F5496"/>
                         </a:solidFill>
                         <a:prstDash val="solid"/>
-                        <a:tailEnd type="triangle" w="med" len="med"/>
+                        <a:tailEnd type="triangle" w="sm" len="sm"/>
                       </a:ln>
                     </wps:spPr>
                     <wps:style>
@@ -26169,7 +26169,7 @@
                           <a:srgbClr val="2F5496"/>
                         </a:solidFill>
                         <a:prstDash val="solid"/>
-                        <a:tailEnd type="triangle" w="med" len="med"/>
+                        <a:tailEnd type="triangle" w="sm" len="sm"/>
                       </a:ln>
                     </wps:spPr>
                     <wps:style>
@@ -26207,7 +26207,7 @@
                           <a:srgbClr val="2F5496"/>
                         </a:solidFill>
                         <a:prstDash val="solid"/>
-                        <a:tailEnd type="triangle" w="med" len="med"/>
+                        <a:tailEnd type="triangle" w="sm" len="sm"/>
                       </a:ln>
                     </wps:spPr>
                     <wps:style>
@@ -26245,7 +26245,7 @@
                           <a:srgbClr val="2F5496"/>
                         </a:solidFill>
                         <a:prstDash val="solid"/>
-                        <a:tailEnd type="triangle" w="med" len="med"/>
+                        <a:tailEnd type="triangle" w="sm" len="sm"/>
                       </a:ln>
                     </wps:spPr>
                     <wps:style>
@@ -26300,7 +26300,7 @@
                           <a:srgbClr val="2F5496"/>
                         </a:solidFill>
                         <a:prstDash val="solid"/>
-                        <a:tailEnd type="triangle" w="med" len="med"/>
+                        <a:tailEnd type="triangle" w="sm" len="sm"/>
                       </a:ln>
                     </wps:spPr>
                     <wps:style>
@@ -26379,7 +26379,7 @@
                           <a:srgbClr val="2F5496"/>
                         </a:solidFill>
                         <a:prstDash val="solid"/>
-                        <a:tailEnd type="triangle" w="med" len="med"/>
+                        <a:tailEnd type="triangle" w="sm" len="sm"/>
                       </a:ln>
                     </wps:spPr>
                     <wps:style>
@@ -26440,7 +26440,7 @@
                           <a:srgbClr val="2F5496"/>
                         </a:solidFill>
                         <a:prstDash val="solid"/>
-                        <a:tailEnd type="triangle" w="med" len="med"/>
+                        <a:tailEnd type="triangle" w="sm" len="sm"/>
                       </a:ln>
                     </wps:spPr>
                     <wps:style>
@@ -26507,7 +26507,7 @@
                           <a:srgbClr val="2F5496"/>
                         </a:solidFill>
                         <a:prstDash val="solid"/>
-                        <a:tailEnd type="triangle" w="med" len="med"/>
+                        <a:tailEnd type="triangle" w="sm" len="sm"/>
                       </a:ln>
                     </wps:spPr>
                     <wps:style>
@@ -26562,7 +26562,7 @@
                           <a:srgbClr val="2F5496"/>
                         </a:solidFill>
                         <a:prstDash val="solid"/>
-                        <a:tailEnd type="triangle" w="med" len="med"/>
+                        <a:tailEnd type="triangle" w="sm" len="sm"/>
                       </a:ln>
                     </wps:spPr>
                     <wps:style>
@@ -26617,7 +26617,7 @@
                           <a:srgbClr val="2F5496"/>
                         </a:solidFill>
                         <a:prstDash val="solid"/>
-                        <a:tailEnd type="triangle" w="med" len="med"/>
+                        <a:tailEnd type="triangle" w="sm" len="sm"/>
                       </a:ln>
                     </wps:spPr>
                     <wps:style>
@@ -26655,7 +26655,7 @@
                           <a:srgbClr val="2F5496"/>
                         </a:solidFill>
                         <a:prstDash val="solid"/>
-                        <a:tailEnd type="triangle" w="med" len="med"/>
+                        <a:tailEnd type="triangle" w="sm" len="sm"/>
                       </a:ln>
                     </wps:spPr>
                     <wps:style>
@@ -26710,7 +26710,7 @@
                           <a:srgbClr val="2F5496"/>
                         </a:solidFill>
                         <a:prstDash val="solid"/>
-                        <a:tailEnd type="triangle" w="med" len="med"/>
+                        <a:tailEnd type="triangle" w="sm" len="sm"/>
                       </a:ln>
                     </wps:spPr>
                     <wps:style>
@@ -26807,7 +26807,7 @@
                           <a:srgbClr val="2F5496"/>
                         </a:solidFill>
                         <a:prstDash val="solid"/>
-                        <a:tailEnd type="triangle" w="med" len="med"/>
+                        <a:tailEnd type="triangle" w="sm" len="sm"/>
                       </a:ln>
                     </wps:spPr>
                     <wps:style>
@@ -26845,7 +26845,7 @@
                           <a:srgbClr val="2F5496"/>
                         </a:solidFill>
                         <a:prstDash val="solid"/>
-                        <a:tailEnd type="triangle" w="med" len="med"/>
+                        <a:tailEnd type="triangle" w="sm" len="sm"/>
                       </a:ln>
                     </wps:spPr>
                     <wps:style>
@@ -26930,7 +26930,7 @@
                           <a:srgbClr val="2F5496"/>
                         </a:solidFill>
                         <a:prstDash val="solid"/>
-                        <a:tailEnd type="triangle" w="med" len="med"/>
+                        <a:tailEnd type="triangle" w="sm" len="sm"/>
                       </a:ln>
                     </wps:spPr>
                     <wps:style>
@@ -26968,7 +26968,7 @@
                           <a:srgbClr val="2F5496"/>
                         </a:solidFill>
                         <a:prstDash val="solid"/>
-                        <a:tailEnd type="triangle" w="med" len="med"/>
+                        <a:tailEnd type="triangle" w="sm" len="sm"/>
                       </a:ln>
                     </wps:spPr>
                     <wps:style>
@@ -27006,7 +27006,7 @@
                           <a:srgbClr val="2F5496"/>
                         </a:solidFill>
                         <a:prstDash val="solid"/>
-                        <a:tailEnd type="triangle" w="med" len="med"/>
+                        <a:tailEnd type="triangle" w="sm" len="sm"/>
                       </a:ln>
                     </wps:spPr>
                     <wps:style>
@@ -27067,7 +27067,7 @@
                           <a:srgbClr val="2F5496"/>
                         </a:solidFill>
                         <a:prstDash val="solid"/>
-                        <a:tailEnd type="triangle" w="med" len="med"/>
+                        <a:tailEnd type="triangle" w="sm" len="sm"/>
                       </a:ln>
                     </wps:spPr>
                     <wps:style>
@@ -27105,7 +27105,7 @@
                           <a:srgbClr val="2F5496"/>
                         </a:solidFill>
                         <a:prstDash val="solid"/>
-                        <a:tailEnd type="triangle" w="med" len="med"/>
+                        <a:tailEnd type="triangle" w="sm" len="sm"/>
                       </a:ln>
                     </wps:spPr>
                     <wps:style>
@@ -27166,7 +27166,7 @@
                           <a:srgbClr val="2F5496"/>
                         </a:solidFill>
                         <a:prstDash val="solid"/>
-                        <a:tailEnd type="triangle" w="med" len="med"/>
+                        <a:tailEnd type="triangle" w="sm" len="sm"/>
                       </a:ln>
                     </wps:spPr>
                     <wps:style>
@@ -27227,7 +27227,7 @@
                           <a:srgbClr val="2F5496"/>
                         </a:solidFill>
                         <a:prstDash val="solid"/>
-                        <a:tailEnd type="triangle" w="med" len="med"/>
+                        <a:tailEnd type="triangle" w="sm" len="sm"/>
                       </a:ln>
                     </wps:spPr>
                     <wps:style>
@@ -27282,7 +27282,7 @@
                           <a:srgbClr val="2F5496"/>
                         </a:solidFill>
                         <a:prstDash val="solid"/>
-                        <a:tailEnd type="triangle" w="med" len="med"/>
+                        <a:tailEnd type="triangle" w="sm" len="sm"/>
                       </a:ln>
                     </wps:spPr>
                     <wps:style>
@@ -27337,7 +27337,7 @@
                           <a:srgbClr val="2F5496"/>
                         </a:solidFill>
                         <a:prstDash val="solid"/>
-                        <a:tailEnd type="triangle" w="med" len="med"/>
+                        <a:tailEnd type="triangle" w="sm" len="sm"/>
                       </a:ln>
                     </wps:spPr>
                     <wps:style>
@@ -27404,7 +27404,7 @@
                           <a:srgbClr val="2F5496"/>
                         </a:solidFill>
                         <a:prstDash val="solid"/>
-                        <a:tailEnd type="triangle" w="med" len="med"/>
+                        <a:tailEnd type="triangle" w="sm" len="sm"/>
                       </a:ln>
                     </wps:spPr>
                     <wps:style>
@@ -27471,7 +27471,7 @@
                           <a:srgbClr val="2F5496"/>
                         </a:solidFill>
                         <a:prstDash val="solid"/>
-                        <a:tailEnd type="triangle" w="med" len="med"/>
+                        <a:tailEnd type="triangle" w="sm" len="sm"/>
                       </a:ln>
                     </wps:spPr>
                     <wps:style>
@@ -27526,7 +27526,7 @@
                           <a:srgbClr val="2F5496"/>
                         </a:solidFill>
                         <a:prstDash val="solid"/>
-                        <a:tailEnd type="triangle" w="med" len="med"/>
+                        <a:tailEnd type="triangle" w="sm" len="sm"/>
                       </a:ln>
                     </wps:spPr>
                     <wps:style>
@@ -27605,7 +27605,7 @@
                           <a:srgbClr val="2F5496"/>
                         </a:solidFill>
                         <a:prstDash val="solid"/>
-                        <a:tailEnd type="triangle" w="med" len="med"/>
+                        <a:tailEnd type="triangle" w="sm" len="sm"/>
                       </a:ln>
                     </wps:spPr>
                     <wps:style>
@@ -27643,7 +27643,7 @@
                           <a:srgbClr val="2F5496"/>
                         </a:solidFill>
                         <a:prstDash val="solid"/>
-                        <a:tailEnd type="triangle" w="med" len="med"/>
+                        <a:tailEnd type="triangle" w="sm" len="sm"/>
                       </a:ln>
                     </wps:spPr>
                     <wps:style>
@@ -27734,7 +27734,7 @@
                           <a:srgbClr val="2F5496"/>
                         </a:solidFill>
                         <a:prstDash val="solid"/>
-                        <a:tailEnd type="triangle" w="med" len="med"/>
+                        <a:tailEnd type="triangle" w="sm" len="sm"/>
                       </a:ln>
                     </wps:spPr>
                     <wps:style>
@@ -27789,7 +27789,7 @@
                           <a:srgbClr val="2F5496"/>
                         </a:solidFill>
                         <a:prstDash val="solid"/>
-                        <a:tailEnd type="triangle" w="med" len="med"/>
+                        <a:tailEnd type="triangle" w="sm" len="sm"/>
                       </a:ln>
                     </wps:spPr>
                     <wps:style>
@@ -27844,7 +27844,7 @@
                           <a:srgbClr val="2F5496"/>
                         </a:solidFill>
                         <a:prstDash val="solid"/>
-                        <a:tailEnd type="triangle" w="med" len="med"/>
+                        <a:tailEnd type="triangle" w="sm" len="sm"/>
                       </a:ln>
                     </wps:spPr>
                     <wps:style>
@@ -27882,7 +27882,7 @@
                           <a:srgbClr val="2F5496"/>
                         </a:solidFill>
                         <a:prstDash val="solid"/>
-                        <a:tailEnd type="triangle" w="med" len="med"/>
+                        <a:tailEnd type="triangle" w="sm" len="sm"/>
                       </a:ln>
                     </wps:spPr>
                     <wps:style>
@@ -27949,7 +27949,7 @@
                           <a:srgbClr val="2F5496"/>
                         </a:solidFill>
                         <a:prstDash val="solid"/>
-                        <a:tailEnd type="triangle" w="med" len="med"/>
+                        <a:tailEnd type="triangle" w="sm" len="sm"/>
                       </a:ln>
                     </wps:spPr>
                     <wps:style>
@@ -27987,7 +27987,7 @@
                           <a:srgbClr val="2F5496"/>
                         </a:solidFill>
                         <a:prstDash val="solid"/>
-                        <a:tailEnd type="triangle" w="med" len="med"/>
+                        <a:tailEnd type="triangle" w="sm" len="sm"/>
                       </a:ln>
                     </wps:spPr>
                     <wps:style>
@@ -28066,7 +28066,7 @@
                           <a:srgbClr val="2F5496"/>
                         </a:solidFill>
                         <a:prstDash val="solid"/>
-                        <a:tailEnd type="triangle" w="med" len="med"/>
+                        <a:tailEnd type="triangle" w="sm" len="sm"/>
                       </a:ln>
                     </wps:spPr>
                     <wps:style>
@@ -28139,7 +28139,7 @@
                           <a:srgbClr val="2F5496"/>
                         </a:solidFill>
                         <a:prstDash val="solid"/>
-                        <a:tailEnd type="triangle" w="med" len="med"/>
+                        <a:tailEnd type="triangle" w="sm" len="sm"/>
                       </a:ln>
                     </wps:spPr>
                     <wps:style>
@@ -28177,7 +28177,7 @@
                           <a:srgbClr val="2F5496"/>
                         </a:solidFill>
                         <a:prstDash val="solid"/>
-                        <a:tailEnd type="triangle" w="med" len="med"/>
+                        <a:tailEnd type="triangle" w="sm" len="sm"/>
                       </a:ln>
                     </wps:spPr>
                     <wps:style>
@@ -28215,7 +28215,7 @@
                           <a:srgbClr val="2F5496"/>
                         </a:solidFill>
                         <a:prstDash val="solid"/>
-                        <a:tailEnd type="triangle" w="med" len="med"/>
+                        <a:tailEnd type="triangle" w="sm" len="sm"/>
                       </a:ln>
                     </wps:spPr>
                     <wps:style>
@@ -28253,7 +28253,7 @@
                           <a:srgbClr val="2F5496"/>
                         </a:solidFill>
                         <a:prstDash val="solid"/>
-                        <a:tailEnd type="triangle" w="med" len="med"/>
+                        <a:tailEnd type="triangle" w="sm" len="sm"/>
                       </a:ln>
                     </wps:spPr>
                     <wps:style>
@@ -28308,7 +28308,7 @@
                           <a:srgbClr val="2F5496"/>
                         </a:solidFill>
                         <a:prstDash val="solid"/>
-                        <a:tailEnd type="triangle" w="med" len="med"/>
+                        <a:tailEnd type="triangle" w="sm" len="sm"/>
                       </a:ln>
                     </wps:spPr>
                     <wps:style>
@@ -28375,7 +28375,7 @@
                           <a:srgbClr val="2F5496"/>
                         </a:solidFill>
                         <a:prstDash val="solid"/>
-                        <a:tailEnd type="triangle" w="med" len="med"/>
+                        <a:tailEnd type="triangle" w="sm" len="sm"/>
                       </a:ln>
                     </wps:spPr>
                     <wps:style>
@@ -28413,7 +28413,7 @@
                           <a:srgbClr val="2F5496"/>
                         </a:solidFill>
                         <a:prstDash val="solid"/>
-                        <a:tailEnd type="triangle" w="med" len="med"/>
+                        <a:tailEnd type="triangle" w="sm" len="sm"/>
                       </a:ln>
                     </wps:spPr>
                     <wps:style>
@@ -28504,7 +28504,7 @@
                           <a:srgbClr val="2F5496"/>
                         </a:solidFill>
                         <a:prstDash val="solid"/>
-                        <a:tailEnd type="triangle" w="med" len="med"/>
+                        <a:tailEnd type="triangle" w="sm" len="sm"/>
                       </a:ln>
                     </wps:spPr>
                     <wps:style>
@@ -28571,7 +28571,7 @@
                           <a:srgbClr val="2F5496"/>
                         </a:solidFill>
                         <a:prstDash val="solid"/>
-                        <a:tailEnd type="triangle" w="med" len="med"/>
+                        <a:tailEnd type="triangle" w="sm" len="sm"/>
                       </a:ln>
                     </wps:spPr>
                     <wps:style>
@@ -28668,7 +28668,7 @@
                           <a:srgbClr val="2F5496"/>
                         </a:solidFill>
                         <a:prstDash val="solid"/>
-                        <a:tailEnd type="triangle" w="med" len="med"/>
+                        <a:tailEnd type="triangle" w="sm" len="sm"/>
                       </a:ln>
                     </wps:spPr>
                     <wps:style>
@@ -28706,7 +28706,7 @@
                           <a:srgbClr val="2F5496"/>
                         </a:solidFill>
                         <a:prstDash val="solid"/>
-                        <a:tailEnd type="triangle" w="med" len="med"/>
+                        <a:tailEnd type="triangle" w="sm" len="sm"/>
                       </a:ln>
                     </wps:spPr>
                     <wps:style>
@@ -28744,7 +28744,7 @@
                           <a:srgbClr val="2F5496"/>
                         </a:solidFill>
                         <a:prstDash val="solid"/>
-                        <a:tailEnd type="triangle" w="med" len="med"/>
+                        <a:tailEnd type="triangle" w="sm" len="sm"/>
                       </a:ln>
                     </wps:spPr>
                     <wps:style>
@@ -28829,7 +28829,7 @@
                           <a:srgbClr val="2F5496"/>
                         </a:solidFill>
                         <a:prstDash val="solid"/>
-                        <a:tailEnd type="triangle" w="med" len="med"/>
+                        <a:tailEnd type="triangle" w="sm" len="sm"/>
                       </a:ln>
                     </wps:spPr>
                     <wps:style>
@@ -28867,7 +28867,7 @@
                           <a:srgbClr val="2F5496"/>
                         </a:solidFill>
                         <a:prstDash val="solid"/>
-                        <a:tailEnd type="triangle" w="med" len="med"/>
+                        <a:tailEnd type="triangle" w="sm" len="sm"/>
                       </a:ln>
                     </wps:spPr>
                     <wps:style>
@@ -28905,7 +28905,7 @@
                           <a:srgbClr val="2F5496"/>
                         </a:solidFill>
                         <a:prstDash val="solid"/>
-                        <a:tailEnd type="triangle" w="med" len="med"/>
+                        <a:tailEnd type="triangle" w="sm" len="sm"/>
                       </a:ln>
                     </wps:spPr>
                     <wps:style>
@@ -28943,7 +28943,7 @@
                           <a:srgbClr val="2F5496"/>
                         </a:solidFill>
                         <a:prstDash val="solid"/>
-                        <a:tailEnd type="triangle" w="med" len="med"/>
+                        <a:tailEnd type="triangle" w="sm" len="sm"/>
                       </a:ln>
                     </wps:spPr>
                     <wps:style>
@@ -29010,7 +29010,7 @@
                           <a:srgbClr val="2F5496"/>
                         </a:solidFill>
                         <a:prstDash val="solid"/>
-                        <a:tailEnd type="triangle" w="med" len="med"/>
+                        <a:tailEnd type="triangle" w="sm" len="sm"/>
                       </a:ln>
                     </wps:spPr>
                     <wps:style>
@@ -29048,7 +29048,7 @@
                           <a:srgbClr val="2F5496"/>
                         </a:solidFill>
                         <a:prstDash val="solid"/>
-                        <a:tailEnd type="triangle" w="med" len="med"/>
+                        <a:tailEnd type="triangle" w="sm" len="sm"/>
                       </a:ln>
                     </wps:spPr>
                     <wps:style>
@@ -29103,7 +29103,7 @@
                           <a:srgbClr val="2F5496"/>
                         </a:solidFill>
                         <a:prstDash val="solid"/>
-                        <a:tailEnd type="triangle" w="med" len="med"/>
+                        <a:tailEnd type="triangle" w="sm" len="sm"/>
                       </a:ln>
                     </wps:spPr>
                     <wps:style>
@@ -29141,7 +29141,7 @@
                           <a:srgbClr val="2F5496"/>
                         </a:solidFill>
                         <a:prstDash val="solid"/>
-                        <a:tailEnd type="triangle" w="med" len="med"/>
+                        <a:tailEnd type="triangle" w="sm" len="sm"/>
                       </a:ln>
                     </wps:spPr>
                     <wps:style>
@@ -29208,7 +29208,7 @@
                           <a:srgbClr val="2F5496"/>
                         </a:solidFill>
                         <a:prstDash val="solid"/>
-                        <a:tailEnd type="triangle" w="med" len="med"/>
+                        <a:tailEnd type="triangle" w="sm" len="sm"/>
                       </a:ln>
                     </wps:spPr>
                     <wps:style>
@@ -29246,7 +29246,7 @@
                           <a:srgbClr val="2F5496"/>
                         </a:solidFill>
                         <a:prstDash val="solid"/>
-                        <a:tailEnd type="triangle" w="med" len="med"/>
+                        <a:tailEnd type="triangle" w="sm" len="sm"/>
                       </a:ln>
                     </wps:spPr>
                     <wps:style>
@@ -29284,7 +29284,7 @@
                           <a:srgbClr val="2F5496"/>
                         </a:solidFill>
                         <a:prstDash val="solid"/>
-                        <a:tailEnd type="triangle" w="med" len="med"/>
+                        <a:tailEnd type="triangle" w="sm" len="sm"/>
                       </a:ln>
                     </wps:spPr>
                     <wps:style>
@@ -29322,7 +29322,7 @@
                           <a:srgbClr val="2F5496"/>
                         </a:solidFill>
                         <a:prstDash val="solid"/>
-                        <a:tailEnd type="triangle" w="med" len="med"/>
+                        <a:tailEnd type="triangle" w="sm" len="sm"/>
                       </a:ln>
                     </wps:spPr>
                     <wps:style>
@@ -29383,7 +29383,7 @@
                           <a:srgbClr val="2F5496"/>
                         </a:solidFill>
                         <a:prstDash val="solid"/>
-                        <a:tailEnd type="triangle" w="med" len="med"/>
+                        <a:tailEnd type="triangle" w="sm" len="sm"/>
                       </a:ln>
                     </wps:spPr>
                     <wps:style>
@@ -29438,7 +29438,7 @@
                           <a:srgbClr val="2F5496"/>
                         </a:solidFill>
                         <a:prstDash val="solid"/>
-                        <a:tailEnd type="triangle" w="med" len="med"/>
+                        <a:tailEnd type="triangle" w="sm" len="sm"/>
                       </a:ln>
                     </wps:spPr>
                     <wps:style>
@@ -29505,7 +29505,7 @@
                           <a:srgbClr val="2F5496"/>
                         </a:solidFill>
                         <a:prstDash val="solid"/>
-                        <a:tailEnd type="triangle" w="med" len="med"/>
+                        <a:tailEnd type="triangle" w="sm" len="sm"/>
                       </a:ln>
                     </wps:spPr>
                     <wps:style>
@@ -29560,7 +29560,7 @@
                           <a:srgbClr val="2F5496"/>
                         </a:solidFill>
                         <a:prstDash val="solid"/>
-                        <a:tailEnd type="triangle" w="med" len="med"/>
+                        <a:tailEnd type="triangle" w="sm" len="sm"/>
                       </a:ln>
                     </wps:spPr>
                     <wps:style>
@@ -29639,7 +29639,7 @@
                           <a:srgbClr val="2F5496"/>
                         </a:solidFill>
                         <a:prstDash val="solid"/>
-                        <a:tailEnd type="triangle" w="med" len="med"/>
+                        <a:tailEnd type="triangle" w="sm" len="sm"/>
                       </a:ln>
                     </wps:spPr>
                     <wps:style>
@@ -29677,7 +29677,7 @@
                           <a:srgbClr val="2F5496"/>
                         </a:solidFill>
                         <a:prstDash val="solid"/>
-                        <a:tailEnd type="triangle" w="med" len="med"/>
+                        <a:tailEnd type="triangle" w="sm" len="sm"/>
                       </a:ln>
                     </wps:spPr>
                     <wps:style>
@@ -29715,7 +29715,7 @@
                           <a:srgbClr val="2F5496"/>
                         </a:solidFill>
                         <a:prstDash val="solid"/>
-                        <a:tailEnd type="triangle" w="med" len="med"/>
+                        <a:tailEnd type="triangle" w="sm" len="sm"/>
                       </a:ln>
                     </wps:spPr>
                     <wps:style>
@@ -29753,7 +29753,7 @@
                           <a:srgbClr val="2F5496"/>
                         </a:solidFill>
                         <a:prstDash val="solid"/>
-                        <a:tailEnd type="triangle" w="med" len="med"/>
+                        <a:tailEnd type="triangle" w="sm" len="sm"/>
                       </a:ln>
                     </wps:spPr>
                     <wps:style>
@@ -29791,7 +29791,7 @@
                           <a:srgbClr val="2F5496"/>
                         </a:solidFill>
                         <a:prstDash val="solid"/>
-                        <a:tailEnd type="triangle" w="med" len="med"/>
+                        <a:tailEnd type="triangle" w="sm" len="sm"/>
                       </a:ln>
                     </wps:spPr>
                     <wps:style>
@@ -29829,7 +29829,7 @@
                           <a:srgbClr val="2F5496"/>
                         </a:solidFill>
                         <a:prstDash val="solid"/>
-                        <a:tailEnd type="triangle" w="med" len="med"/>
+                        <a:tailEnd type="triangle" w="sm" len="sm"/>
                       </a:ln>
                     </wps:spPr>
                     <wps:style>
@@ -29867,7 +29867,7 @@
                           <a:srgbClr val="2F5496"/>
                         </a:solidFill>
                         <a:prstDash val="solid"/>
-                        <a:tailEnd type="triangle" w="med" len="med"/>
+                        <a:tailEnd type="triangle" w="sm" len="sm"/>
                       </a:ln>
                     </wps:spPr>
                     <wps:style>
@@ -29905,7 +29905,7 @@
                           <a:srgbClr val="2F5496"/>
                         </a:solidFill>
                         <a:prstDash val="solid"/>
-                        <a:tailEnd type="triangle" w="med" len="med"/>
+                        <a:tailEnd type="triangle" w="sm" len="sm"/>
                       </a:ln>
                     </wps:spPr>
                     <wps:style>
@@ -29984,7 +29984,7 @@
                           <a:srgbClr val="2F5496"/>
                         </a:solidFill>
                         <a:prstDash val="solid"/>
-                        <a:tailEnd type="triangle" w="med" len="med"/>
+                        <a:tailEnd type="triangle" w="sm" len="sm"/>
                       </a:ln>
                     </wps:spPr>
                     <wps:style>
@@ -30063,7 +30063,7 @@
                           <a:srgbClr val="2F5496"/>
                         </a:solidFill>
                         <a:prstDash val="solid"/>
-                        <a:tailEnd type="triangle" w="med" len="med"/>
+                        <a:tailEnd type="triangle" w="sm" len="sm"/>
                       </a:ln>
                     </wps:spPr>
                     <wps:style>
@@ -30101,7 +30101,7 @@
                           <a:srgbClr val="2F5496"/>
                         </a:solidFill>
                         <a:prstDash val="solid"/>
-                        <a:tailEnd type="triangle" w="med" len="med"/>
+                        <a:tailEnd type="triangle" w="sm" len="sm"/>
                       </a:ln>
                     </wps:spPr>
                     <wps:style>
@@ -30139,7 +30139,7 @@
                           <a:srgbClr val="2F5496"/>
                         </a:solidFill>
                         <a:prstDash val="solid"/>
-                        <a:tailEnd type="triangle" w="med" len="med"/>
+                        <a:tailEnd type="triangle" w="sm" len="sm"/>
                       </a:ln>
                     </wps:spPr>
                     <wps:style>
@@ -30177,7 +30177,7 @@
                           <a:srgbClr val="2F5496"/>
                         </a:solidFill>
                         <a:prstDash val="solid"/>
-                        <a:tailEnd type="triangle" w="med" len="med"/>
+                        <a:tailEnd type="triangle" w="sm" len="sm"/>
                       </a:ln>
                     </wps:spPr>
                     <wps:style>
@@ -30215,7 +30215,7 @@
                           <a:srgbClr val="2F5496"/>
                         </a:solidFill>
                         <a:prstDash val="solid"/>
-                        <a:tailEnd type="triangle" w="med" len="med"/>
+                        <a:tailEnd type="triangle" w="sm" len="sm"/>
                       </a:ln>
                     </wps:spPr>
                     <wps:style>
@@ -30270,7 +30270,7 @@
                           <a:srgbClr val="2F5496"/>
                         </a:solidFill>
                         <a:prstDash val="solid"/>
-                        <a:tailEnd type="triangle" w="med" len="med"/>
+                        <a:tailEnd type="triangle" w="sm" len="sm"/>
                       </a:ln>
                     </wps:spPr>
                     <wps:style>
@@ -30355,7 +30355,7 @@
                           <a:srgbClr val="2F5496"/>
                         </a:solidFill>
                         <a:prstDash val="solid"/>
-                        <a:tailEnd type="triangle" w="med" len="med"/>
+                        <a:tailEnd type="triangle" w="sm" len="sm"/>
                       </a:ln>
                     </wps:spPr>
                     <wps:style>
@@ -30422,7 +30422,7 @@
                           <a:srgbClr val="2F5496"/>
                         </a:solidFill>
                         <a:prstDash val="solid"/>
-                        <a:tailEnd type="triangle" w="med" len="med"/>
+                        <a:tailEnd type="triangle" w="sm" len="sm"/>
                       </a:ln>
                     </wps:spPr>
                     <wps:style>
@@ -30477,7 +30477,7 @@
                           <a:srgbClr val="2F5496"/>
                         </a:solidFill>
                         <a:prstDash val="solid"/>
-                        <a:tailEnd type="triangle" w="med" len="med"/>
+                        <a:tailEnd type="triangle" w="sm" len="sm"/>
                       </a:ln>
                     </wps:spPr>
                     <wps:style>
@@ -30532,7 +30532,7 @@
                           <a:srgbClr val="2F5496"/>
                         </a:solidFill>
                         <a:prstDash val="solid"/>
-                        <a:tailEnd type="triangle" w="med" len="med"/>
+                        <a:tailEnd type="triangle" w="sm" len="sm"/>
                       </a:ln>
                     </wps:spPr>
                     <wps:style>
@@ -30570,7 +30570,7 @@
                           <a:srgbClr val="2F5496"/>
                         </a:solidFill>
                         <a:prstDash val="solid"/>
-                        <a:tailEnd type="triangle" w="med" len="med"/>
+                        <a:tailEnd type="triangle" w="sm" len="sm"/>
                       </a:ln>
                     </wps:spPr>
                     <wps:style>
@@ -30608,7 +30608,7 @@
                           <a:srgbClr val="2F5496"/>
                         </a:solidFill>
                         <a:prstDash val="solid"/>
-                        <a:tailEnd type="triangle" w="med" len="med"/>
+                        <a:tailEnd type="triangle" w="sm" len="sm"/>
                       </a:ln>
                     </wps:spPr>
                     <wps:style>
@@ -30646,7 +30646,7 @@
                           <a:srgbClr val="2F5496"/>
                         </a:solidFill>
                         <a:prstDash val="solid"/>
-                        <a:tailEnd type="triangle" w="med" len="med"/>
+                        <a:tailEnd type="triangle" w="sm" len="sm"/>
                       </a:ln>
                     </wps:spPr>
                     <wps:style>
@@ -30707,7 +30707,7 @@
                           <a:srgbClr val="2F5496"/>
                         </a:solidFill>
                         <a:prstDash val="solid"/>
-                        <a:tailEnd type="triangle" w="med" len="med"/>
+                        <a:tailEnd type="triangle" w="sm" len="sm"/>
                       </a:ln>
                     </wps:spPr>
                     <wps:style>
@@ -30745,7 +30745,7 @@
                           <a:srgbClr val="2F5496"/>
                         </a:solidFill>
                         <a:prstDash val="solid"/>
-                        <a:tailEnd type="triangle" w="med" len="med"/>
+                        <a:tailEnd type="triangle" w="sm" len="sm"/>
                       </a:ln>
                     </wps:spPr>
                     <wps:style>
@@ -30783,7 +30783,7 @@
                           <a:srgbClr val="2F5496"/>
                         </a:solidFill>
                         <a:prstDash val="solid"/>
-                        <a:tailEnd type="triangle" w="med" len="med"/>
+                        <a:tailEnd type="triangle" w="sm" len="sm"/>
                       </a:ln>
                     </wps:spPr>
                     <wps:style>
@@ -30838,7 +30838,7 @@
                           <a:srgbClr val="2F5496"/>
                         </a:solidFill>
                         <a:prstDash val="solid"/>
-                        <a:tailEnd type="triangle" w="med" len="med"/>
+                        <a:tailEnd type="triangle" w="sm" len="sm"/>
                       </a:ln>
                     </wps:spPr>
                     <wps:style>
@@ -30893,7 +30893,7 @@
                           <a:srgbClr val="2F5496"/>
                         </a:solidFill>
                         <a:prstDash val="solid"/>
-                        <a:tailEnd type="triangle" w="med" len="med"/>
+                        <a:tailEnd type="triangle" w="sm" len="sm"/>
                       </a:ln>
                     </wps:spPr>
                     <wps:style>
@@ -30948,7 +30948,7 @@
                           <a:srgbClr val="2F5496"/>
                         </a:solidFill>
                         <a:prstDash val="solid"/>
-                        <a:tailEnd type="triangle" w="med" len="med"/>
+                        <a:tailEnd type="triangle" w="sm" len="sm"/>
                       </a:ln>
                     </wps:spPr>
                     <wps:style>
@@ -30986,7 +30986,7 @@
                           <a:srgbClr val="2F5496"/>
                         </a:solidFill>
                         <a:prstDash val="solid"/>
-                        <a:tailEnd type="triangle" w="med" len="med"/>
+                        <a:tailEnd type="triangle" w="sm" len="sm"/>
                       </a:ln>
                     </wps:spPr>
                     <wps:style>
@@ -31041,7 +31041,7 @@
                           <a:srgbClr val="2F5496"/>
                         </a:solidFill>
                         <a:prstDash val="solid"/>
-                        <a:tailEnd type="triangle" w="med" len="med"/>
+                        <a:tailEnd type="triangle" w="sm" len="sm"/>
                       </a:ln>
                     </wps:spPr>
                     <wps:style>
@@ -31096,7 +31096,7 @@
                           <a:srgbClr val="2F5496"/>
                         </a:solidFill>
                         <a:prstDash val="solid"/>
-                        <a:tailEnd type="triangle" w="med" len="med"/>
+                        <a:tailEnd type="triangle" w="sm" len="sm"/>
                       </a:ln>
                     </wps:spPr>
                     <wps:style>
@@ -31134,7 +31134,7 @@
                           <a:srgbClr val="2F5496"/>
                         </a:solidFill>
                         <a:prstDash val="solid"/>
-                        <a:tailEnd type="triangle" w="med" len="med"/>
+                        <a:tailEnd type="triangle" w="sm" len="sm"/>
                       </a:ln>
                     </wps:spPr>
                     <wps:style>
@@ -31189,7 +31189,7 @@
                           <a:srgbClr val="2F5496"/>
                         </a:solidFill>
                         <a:prstDash val="solid"/>
-                        <a:tailEnd type="triangle" w="med" len="med"/>
+                        <a:tailEnd type="triangle" w="sm" len="sm"/>
                       </a:ln>
                     </wps:spPr>
                     <wps:style>
@@ -31227,7 +31227,7 @@
                           <a:srgbClr val="2F5496"/>
                         </a:solidFill>
                         <a:prstDash val="solid"/>
-                        <a:tailEnd type="triangle" w="med" len="med"/>
+                        <a:tailEnd type="triangle" w="sm" len="sm"/>
                       </a:ln>
                     </wps:spPr>
                     <wps:style>
@@ -31282,7 +31282,7 @@
                           <a:srgbClr val="2F5496"/>
                         </a:solidFill>
                         <a:prstDash val="solid"/>
-                        <a:tailEnd type="triangle" w="med" len="med"/>
+                        <a:tailEnd type="triangle" w="sm" len="sm"/>
                       </a:ln>
                     </wps:spPr>
                     <wps:style>
@@ -31320,7 +31320,7 @@
                           <a:srgbClr val="2F5496"/>
                         </a:solidFill>
                         <a:prstDash val="solid"/>
-                        <a:tailEnd type="triangle" w="med" len="med"/>
+                        <a:tailEnd type="triangle" w="sm" len="sm"/>
                       </a:ln>
                     </wps:spPr>
                     <wps:style>
@@ -31393,7 +31393,7 @@
                           <a:srgbClr val="2F5496"/>
                         </a:solidFill>
                         <a:prstDash val="solid"/>
-                        <a:tailEnd type="triangle" w="med" len="med"/>
+                        <a:tailEnd type="triangle" w="sm" len="sm"/>
                       </a:ln>
                     </wps:spPr>
                     <wps:style>
@@ -31472,7 +31472,7 @@
                           <a:srgbClr val="2F5496"/>
                         </a:solidFill>
                         <a:prstDash val="solid"/>
-                        <a:tailEnd type="triangle" w="med" len="med"/>
+                        <a:tailEnd type="triangle" w="sm" len="sm"/>
                       </a:ln>
                     </wps:spPr>
                     <wps:style>
@@ -31510,7 +31510,7 @@
                           <a:srgbClr val="2F5496"/>
                         </a:solidFill>
                         <a:prstDash val="solid"/>
-                        <a:tailEnd type="triangle" w="med" len="med"/>
+                        <a:tailEnd type="triangle" w="sm" len="sm"/>
                       </a:ln>
                     </wps:spPr>
                     <wps:style>
@@ -31565,7 +31565,7 @@
                           <a:srgbClr val="2F5496"/>
                         </a:solidFill>
                         <a:prstDash val="solid"/>
-                        <a:tailEnd type="triangle" w="med" len="med"/>
+                        <a:tailEnd type="triangle" w="sm" len="sm"/>
                       </a:ln>
                     </wps:spPr>
                     <wps:style>
@@ -31620,7 +31620,7 @@
                           <a:srgbClr val="2F5496"/>
                         </a:solidFill>
                         <a:prstDash val="solid"/>
-                        <a:tailEnd type="triangle" w="med" len="med"/>
+                        <a:tailEnd type="triangle" w="sm" len="sm"/>
                       </a:ln>
                     </wps:spPr>
                     <wps:style>
@@ -31658,7 +31658,7 @@
                           <a:srgbClr val="2F5496"/>
                         </a:solidFill>
                         <a:prstDash val="solid"/>
-                        <a:tailEnd type="triangle" w="med" len="med"/>
+                        <a:tailEnd type="triangle" w="sm" len="sm"/>
                       </a:ln>
                     </wps:spPr>
                     <wps:style>
@@ -31713,7 +31713,7 @@
                           <a:srgbClr val="2F5496"/>
                         </a:solidFill>
                         <a:prstDash val="solid"/>
-                        <a:tailEnd type="triangle" w="med" len="med"/>
+                        <a:tailEnd type="triangle" w="sm" len="sm"/>
                       </a:ln>
                     </wps:spPr>
                     <wps:style>
@@ -31751,7 +31751,7 @@
                           <a:srgbClr val="2F5496"/>
                         </a:solidFill>
                         <a:prstDash val="solid"/>
-                        <a:tailEnd type="triangle" w="med" len="med"/>
+                        <a:tailEnd type="triangle" w="sm" len="sm"/>
                       </a:ln>
                     </wps:spPr>
                     <wps:style>
@@ -31806,7 +31806,7 @@
                           <a:srgbClr val="2F5496"/>
                         </a:solidFill>
                         <a:prstDash val="solid"/>
-                        <a:tailEnd type="triangle" w="med" len="med"/>
+                        <a:tailEnd type="triangle" w="sm" len="sm"/>
                       </a:ln>
                     </wps:spPr>
                     <wps:style>
@@ -31844,7 +31844,7 @@
                           <a:srgbClr val="2F5496"/>
                         </a:solidFill>
                         <a:prstDash val="solid"/>
-                        <a:tailEnd type="triangle" w="med" len="med"/>
+                        <a:tailEnd type="triangle" w="sm" len="sm"/>
                       </a:ln>
                     </wps:spPr>
                     <wps:style>
@@ -31882,7 +31882,7 @@
                           <a:srgbClr val="2F5496"/>
                         </a:solidFill>
                         <a:prstDash val="solid"/>
-                        <a:tailEnd type="triangle" w="med" len="med"/>
+                        <a:tailEnd type="triangle" w="sm" len="sm"/>
                       </a:ln>
                     </wps:spPr>
                     <wps:style>
@@ -31920,7 +31920,7 @@
                           <a:srgbClr val="2F5496"/>
                         </a:solidFill>
                         <a:prstDash val="solid"/>
-                        <a:tailEnd type="triangle" w="med" len="med"/>
+                        <a:tailEnd type="triangle" w="sm" len="sm"/>
                       </a:ln>
                     </wps:spPr>
                     <wps:style>
@@ -31975,7 +31975,7 @@
                           <a:srgbClr val="2F5496"/>
                         </a:solidFill>
                         <a:prstDash val="solid"/>
-                        <a:tailEnd type="triangle" w="med" len="med"/>
+                        <a:tailEnd type="triangle" w="sm" len="sm"/>
                       </a:ln>
                     </wps:spPr>
                     <wps:style>
@@ -32030,7 +32030,7 @@
                           <a:srgbClr val="2F5496"/>
                         </a:solidFill>
                         <a:prstDash val="solid"/>
-                        <a:tailEnd type="triangle" w="med" len="med"/>
+                        <a:tailEnd type="triangle" w="sm" len="sm"/>
                       </a:ln>
                     </wps:spPr>
                     <wps:style>
@@ -32085,7 +32085,7 @@
                           <a:srgbClr val="2F5496"/>
                         </a:solidFill>
                         <a:prstDash val="solid"/>
-                        <a:tailEnd type="triangle" w="med" len="med"/>
+                        <a:tailEnd type="triangle" w="sm" len="sm"/>
                       </a:ln>
                     </wps:spPr>
                     <wps:style>
@@ -32140,7 +32140,7 @@
                           <a:srgbClr val="2F5496"/>
                         </a:solidFill>
                         <a:prstDash val="solid"/>
-                        <a:tailEnd type="triangle" w="med" len="med"/>
+                        <a:tailEnd type="triangle" w="sm" len="sm"/>
                       </a:ln>
                     </wps:spPr>
                     <wps:style>
@@ -32178,7 +32178,7 @@
                           <a:srgbClr val="2F5496"/>
                         </a:solidFill>
                         <a:prstDash val="solid"/>
-                        <a:tailEnd type="triangle" w="med" len="med"/>
+                        <a:tailEnd type="triangle" w="sm" len="sm"/>
                       </a:ln>
                     </wps:spPr>
                     <wps:style>
@@ -32233,7 +32233,7 @@
                           <a:srgbClr val="2F5496"/>
                         </a:solidFill>
                         <a:prstDash val="solid"/>
-                        <a:tailEnd type="triangle" w="med" len="med"/>
+                        <a:tailEnd type="triangle" w="sm" len="sm"/>
                       </a:ln>
                     </wps:spPr>
                     <wps:style>
@@ -32288,7 +32288,7 @@
                           <a:srgbClr val="2F5496"/>
                         </a:solidFill>
                         <a:prstDash val="solid"/>
-                        <a:tailEnd type="triangle" w="med" len="med"/>
+                        <a:tailEnd type="triangle" w="sm" len="sm"/>
                       </a:ln>
                     </wps:spPr>
                     <wps:style>
@@ -32343,7 +32343,7 @@
                           <a:srgbClr val="2F5496"/>
                         </a:solidFill>
                         <a:prstDash val="solid"/>
-                        <a:tailEnd type="triangle" w="med" len="med"/>
+                        <a:tailEnd type="triangle" w="sm" len="sm"/>
                       </a:ln>
                     </wps:spPr>
                     <wps:style>
@@ -32381,7 +32381,7 @@
                           <a:srgbClr val="2F5496"/>
                         </a:solidFill>
                         <a:prstDash val="solid"/>
-                        <a:tailEnd type="triangle" w="med" len="med"/>
+                        <a:tailEnd type="triangle" w="sm" len="sm"/>
                       </a:ln>
                     </wps:spPr>
                     <wps:style>
@@ -32454,7 +32454,7 @@
                           <a:srgbClr val="2F5496"/>
                         </a:solidFill>
                         <a:prstDash val="solid"/>
-                        <a:tailEnd type="triangle" w="med" len="med"/>
+                        <a:tailEnd type="triangle" w="sm" len="sm"/>
                       </a:ln>
                     </wps:spPr>
                     <wps:style>
@@ -32492,7 +32492,7 @@
                           <a:srgbClr val="2F5496"/>
                         </a:solidFill>
                         <a:prstDash val="solid"/>
-                        <a:tailEnd type="triangle" w="med" len="med"/>
+                        <a:tailEnd type="triangle" w="sm" len="sm"/>
                       </a:ln>
                     </wps:spPr>
                     <wps:style>
@@ -32547,7 +32547,7 @@
                           <a:srgbClr val="2F5496"/>
                         </a:solidFill>
                         <a:prstDash val="solid"/>
-                        <a:tailEnd type="triangle" w="med" len="med"/>
+                        <a:tailEnd type="triangle" w="sm" len="sm"/>
                       </a:ln>
                     </wps:spPr>
                     <wps:style>
@@ -32585,7 +32585,7 @@
                           <a:srgbClr val="2F5496"/>
                         </a:solidFill>
                         <a:prstDash val="solid"/>
-                        <a:tailEnd type="triangle" w="med" len="med"/>
+                        <a:tailEnd type="triangle" w="sm" len="sm"/>
                       </a:ln>
                     </wps:spPr>
                     <wps:style>
@@ -32640,7 +32640,7 @@
                           <a:srgbClr val="2F5496"/>
                         </a:solidFill>
                         <a:prstDash val="solid"/>
-                        <a:tailEnd type="triangle" w="med" len="med"/>
+                        <a:tailEnd type="triangle" w="sm" len="sm"/>
                       </a:ln>
                     </wps:spPr>
                     <wps:style>
@@ -32695,7 +32695,7 @@
                           <a:srgbClr val="2F5496"/>
                         </a:solidFill>
                         <a:prstDash val="solid"/>
-                        <a:tailEnd type="triangle" w="med" len="med"/>
+                        <a:tailEnd type="triangle" w="sm" len="sm"/>
                       </a:ln>
                     </wps:spPr>
                     <wps:style>
@@ -32733,7 +32733,7 @@
                           <a:srgbClr val="2F5496"/>
                         </a:solidFill>
                         <a:prstDash val="solid"/>
-                        <a:tailEnd type="triangle" w="med" len="med"/>
+                        <a:tailEnd type="triangle" w="sm" len="sm"/>
                       </a:ln>
                     </wps:spPr>
                     <wps:style>
@@ -32771,7 +32771,7 @@
                           <a:srgbClr val="2F5496"/>
                         </a:solidFill>
                         <a:prstDash val="solid"/>
-                        <a:tailEnd type="triangle" w="med" len="med"/>
+                        <a:tailEnd type="triangle" w="sm" len="sm"/>
                       </a:ln>
                     </wps:spPr>
                     <wps:style>
@@ -32826,7 +32826,7 @@
                           <a:srgbClr val="2F5496"/>
                         </a:solidFill>
                         <a:prstDash val="solid"/>
-                        <a:tailEnd type="triangle" w="med" len="med"/>
+                        <a:tailEnd type="triangle" w="sm" len="sm"/>
                       </a:ln>
                     </wps:spPr>
                     <wps:style>
@@ -32864,7 +32864,7 @@
                           <a:srgbClr val="2F5496"/>
                         </a:solidFill>
                         <a:prstDash val="solid"/>
-                        <a:tailEnd type="triangle" w="med" len="med"/>
+                        <a:tailEnd type="triangle" w="sm" len="sm"/>
                       </a:ln>
                     </wps:spPr>
                     <wps:style>
@@ -32925,7 +32925,7 @@
                           <a:srgbClr val="2F5496"/>
                         </a:solidFill>
                         <a:prstDash val="solid"/>
-                        <a:tailEnd type="triangle" w="med" len="med"/>
+                        <a:tailEnd type="triangle" w="sm" len="sm"/>
                       </a:ln>
                     </wps:spPr>
                     <wps:style>
@@ -32980,7 +32980,7 @@
                           <a:srgbClr val="2F5496"/>
                         </a:solidFill>
                         <a:prstDash val="solid"/>
-                        <a:tailEnd type="triangle" w="med" len="med"/>
+                        <a:tailEnd type="triangle" w="sm" len="sm"/>
                       </a:ln>
                     </wps:spPr>
                     <wps:style>
@@ -33047,7 +33047,7 @@
                           <a:srgbClr val="2F5496"/>
                         </a:solidFill>
                         <a:prstDash val="solid"/>
-                        <a:tailEnd type="triangle" w="med" len="med"/>
+                        <a:tailEnd type="triangle" w="sm" len="sm"/>
                       </a:ln>
                     </wps:spPr>
                     <wps:style>
@@ -33085,7 +33085,7 @@
                           <a:srgbClr val="2F5496"/>
                         </a:solidFill>
                         <a:prstDash val="solid"/>
-                        <a:tailEnd type="triangle" w="med" len="med"/>
+                        <a:tailEnd type="triangle" w="sm" len="sm"/>
                       </a:ln>
                     </wps:spPr>
                     <wps:style>
@@ -33140,7 +33140,7 @@
                           <a:srgbClr val="2F5496"/>
                         </a:solidFill>
                         <a:prstDash val="solid"/>
-                        <a:tailEnd type="triangle" w="med" len="med"/>
+                        <a:tailEnd type="triangle" w="sm" len="sm"/>
                       </a:ln>
                     </wps:spPr>
                     <wps:style>
@@ -33195,7 +33195,7 @@
                           <a:srgbClr val="2F5496"/>
                         </a:solidFill>
                         <a:prstDash val="solid"/>
-                        <a:tailEnd type="triangle" w="med" len="med"/>
+                        <a:tailEnd type="triangle" w="sm" len="sm"/>
                       </a:ln>
                     </wps:spPr>
                     <wps:style>
